--- a/Migration/GymTraker V2/GymTracker/docs/GymTracker-V2-Documentacion.docx
+++ b/Migration/GymTraker V2/GymTracker/docs/GymTracker-V2-Documentacion.docx
@@ -5080,6 +5080,165 @@
       </w:pPr>
       <w:r>
         <w:t>Login: Google → Identity → API filtra por UserId</w:t>
+      </w:r>
+    </w:p>
+    <w:p>
+      <w:pPr>
+        <w:pStyle w:val="Heading1"/>
+      </w:pPr>
+      <w:r>
+        <w:t>8. Decisiones de implementación — Fase 1 (Domain)</w:t>
+      </w:r>
+    </w:p>
+    <w:p>
+      <w:r>
+        <w:rPr>
+          <w:i/>
+        </w:rPr>
+        <w:t>Agregado el 2026-08-03. Complementan los ADR-001..009 de la sección 5.11 y reflejan el código real de GymTracker.Domain (compila con 0 warnings; 42/42 tests OK).</w:t>
+      </w:r>
+    </w:p>
+    <w:p>
+      <w:pPr>
+        <w:pStyle w:val="Heading2"/>
+      </w:pPr>
+      <w:r>
+        <w:t>ADR-010 — Value Objects en las entidades</w:t>
+      </w:r>
+    </w:p>
+    <w:p>
+      <w:r>
+        <w:t>Las entidades reciben Name, Repetitions y Weight (Value Objects) en sus constructores y métodos de dominio; nunca un string/int/decimal crudo donde ya existe la abstracción. Motivo: las reglas del concepto (nombre no vacío y recortado, reps ≥ 0, peso ≥ 0) viven en un solo lugar y es imposible crear estado inválido desde fuera. Costo: en Fase 2 se mapean con value converters de EF Core; las columnas de BD siguen siendo primitivas (string/int/decimal), por lo que el diccionario de la sección 5.4 no cambia.</w:t>
+      </w:r>
+    </w:p>
+    <w:p>
+      <w:pPr>
+        <w:pStyle w:val="Heading2"/>
+      </w:pPr>
+      <w:r>
+        <w:t>ADR-011 — Clave surrogada en ExerciseNote y UserExercisePreference</w:t>
+      </w:r>
+    </w:p>
+    <w:p>
+      <w:r>
+        <w:t>Se usa Guid Id (base Entity) + índice único (UserId, ExerciseName) en lugar de la PK compuesta del diccionario 5.4. Motivo: todas las entidades quedan homogéneas con la base Entity y la integridad se garantiza igual con el índice único. Alternativa: PK compuesta con Fluent API en Fase 2 si se prefiere fidelidad literal al diccionario.</w:t>
+      </w:r>
+    </w:p>
+    <w:p>
+      <w:pPr>
+        <w:pStyle w:val="Heading2"/>
+      </w:pPr>
+      <w:r>
+        <w:t>ADR-012 — DisplayOrder en WorkoutExercise</w:t>
+      </w:r>
+    </w:p>
+    <w:p>
+      <w:r>
+        <w:t>El diccionario 5.4 no lo contempla; se agregó. Motivo: el historial de index.html muestra los ejercicios en orden; sin esta columna se perdía funcionalidad al migrar. Las demás entidades ya tenían DisplayOrder.</w:t>
+      </w:r>
+    </w:p>
+    <w:p>
+      <w:pPr>
+        <w:pStyle w:val="Heading2"/>
+      </w:pPr>
+      <w:r>
+        <w:t>ADR-013 — Orden canónico = orden de lista</w:t>
+      </w:r>
+    </w:p>
+    <w:p>
+      <w:r>
+        <w:t>Invariante lista[i].DisplayOrder == i (y lista[i].SetNumber == i + 1 para series): el renumber recorre la lista en su orden y nunca reordena por DisplayOrder. Motivo: una sola fuente de verdad evita divergencias lista/orden; los tests detectaron el bug en la primera versión que ordenaba por DisplayOrder.</w:t>
+      </w:r>
+    </w:p>
+    <w:p>
+      <w:pPr>
+        <w:pStyle w:val="Heading2"/>
+      </w:pPr>
+      <w:r>
+        <w:t>ADR-014 — DomainException vs ArgumentException</w:t>
+      </w:r>
+    </w:p>
+    <w:p>
+      <w:r>
+        <w:t>Reglas de negocio lanzan DomainException (GymTracker.Domain.Exceptions); validación de argumentos lanza ArgumentException/ArgumentNullException/ArgumentOutOfRangeException estándar. Motivo: distingue estado inválido de uso incorrecto de la API; en Fase 4 el middleware podrá mapear DomainException a 409/422 y los argumentos a 400.</w:t>
+      </w:r>
+    </w:p>
+    <w:p>
+      <w:pPr>
+        <w:pStyle w:val="Heading2"/>
+      </w:pPr>
+      <w:r>
+        <w:t>ADR-015 — Enums alineados a la app</w:t>
+      </w:r>
+    </w:p>
+    <w:p>
+      <w:r>
+        <w:t>ExerciseType = Standard/Bodyweight/Weighted/Time (index.html: standard, bw, weighted, time); PrStatus = New/Matched + null (sin PR); Laterality = Bilateral/Unilateral; Theme = Light/Dark. Motivo: el modelo refleja el dominio real del producto, no un catálogo genérico de curso.</w:t>
+      </w:r>
+    </w:p>
+    <w:p>
+      <w:pPr>
+        <w:pStyle w:val="Heading2"/>
+      </w:pPr>
+      <w:r>
+        <w:t>ADR-016 — Timer validado</w:t>
+      </w:r>
+    </w:p>
+    <w:p>
+      <w:r>
+        <w:t>UserSettings: prep ≥ 0, work ≥ 1, rest ≥ 1, sets ≥ 1; defaults 10/40/20/5 tomados de index.html. Motivo: un intervalo de trabajo o descanso de 0 s no tiene sentido y los defaults preservan el comportamiento actual de la app.</w:t>
+      </w:r>
+    </w:p>
+    <w:p>
+      <w:pPr>
+        <w:pStyle w:val="Heading2"/>
+      </w:pPr>
+      <w:r>
+        <w:t>ADR-017 — Longitud máxima de nombres por entidad</w:t>
+      </w:r>
+    </w:p>
+    <w:p>
+      <w:r>
+        <w:t>La regla de longitud es por agregado (Routine/WorkoutSession = 100; SessionExercise/WorkoutExercise/ExerciseCatalogEntry = 150) y se valida en la entidad; el VO Name garantiza no vacío + trim. Motivo: la longitud es una regla específica de cada agregado; el no-vacío es una regla del concepto.</w:t>
+      </w:r>
+    </w:p>
+    <w:p>
+      <w:pPr>
+        <w:pStyle w:val="Heading2"/>
+      </w:pPr>
+      <w:r>
+        <w:t>ADR-018 — API de entidades con Value Objects</w:t>
+      </w:r>
+    </w:p>
+    <w:p>
+      <w:r>
+        <w:t>Los métodos públicos reciben VOs (Rename(Name), AddSet(Repetitions, Weight)); los métodos internal de wiring (Renumber(int), SetXxxId(Guid)) siguen primitivos. Motivo: el límite del dominio exige abstracciones; el wiring de EF es mecanismo interno, no dominio.</w:t>
+      </w:r>
+    </w:p>
+    <w:p>
+      <w:pPr>
+        <w:pStyle w:val="Heading2"/>
+      </w:pPr>
+      <w:r>
+        <w:t>ADR-019 — Sin GlobalUsings</w:t>
+      </w:r>
+    </w:p>
+    <w:p>
+      <w:r>
+        <w:t>Cada archivo declara sus usings explícitamente. Motivo: claridad para aprendizaje; un GlobalUsings ocultaría la procedencia de los tipos.</w:t>
+      </w:r>
+    </w:p>
+    <w:p>
+      <w:pPr>
+        <w:pStyle w:val="Heading2"/>
+      </w:pPr>
+      <w:r>
+        <w:t>ADR-020 — Tests de dominio desde Fase 1</w:t>
+      </w:r>
+    </w:p>
+    <w:p>
+      <w:r>
+        <w:t>42 casos en GymTracker.Tests cubren Routine, WorkoutSession, TrainingCycle, Workout y UserSettings. Motivo: red de seguridad inmediata; ya detectaron el bug de reordenamiento antes de llegar a la base de datos.</w:t>
       </w:r>
     </w:p>
     <w:sectPr>

--- a/Migration/GymTraker V2/GymTracker/docs/GymTracker-V2-Documentacion.docx
+++ b/Migration/GymTraker V2/GymTracker/docs/GymTracker-V2-Documentacion.docx
@@ -5,31 +5,22 @@
     <w:p>
       <w:pPr>
         <w:pStyle w:val="Title"/>
-        <w:jc w:val="center"/>
       </w:pPr>
       <w:r>
-        <w:t>GymTracker V2</w:t>
-      </w:r>
-    </w:p>
-    <w:p>
-      <w:pPr>
-        <w:jc w:val="center"/>
-      </w:pPr>
-      <w:r>
-        <w:t>Documentación unificada — Arquitectura, Dominio y Base de Datos</w:t>
-      </w:r>
-    </w:p>
-    <w:p>
-      <w:pPr>
-        <w:jc w:val="center"/>
-      </w:pPr>
-      <w:r>
-        <w:t>Versión: 1.1  |  Estado: En diseño  |  Basado en index.html actual</w:t>
+        <w:t>GymTracker V2 — Documentación técnica</w:t>
       </w:r>
     </w:p>
     <w:p>
       <w:r>
-        <w:br w:type="page"/>
+        <w:t>Arquitectura, dominio, base de datos, roadmap y registro de decisiones (referencia única de trabajo).</w:t>
+      </w:r>
+    </w:p>
+    <w:p>
+      <w:r>
+        <w:rPr>
+          <w:i/>
+        </w:rPr>
+        <w:t>Versión 2.0 | Última actualización: 2026-08-03 | Estado: Fase 1 (Domain) completada — Fase 2 (Identity + EF Core + PostgreSQL) en preparación | Proyecto: rediseño de GymTracker con ASP.NET Core + Clean Architecture + DDD (caso de estudio del curso).</w:t>
       </w:r>
     </w:p>
     <w:p>
@@ -37,12 +28,172 @@
         <w:pStyle w:val="Heading1"/>
       </w:pPr>
       <w:r>
-        <w:t>1. Objetivo del proyecto</w:t>
+        <w:t>1. Estado actual (TL;DR — leer primero)</w:t>
+      </w:r>
+    </w:p>
+    <w:p>
+      <w:pPr>
+        <w:pStyle w:val="Heading2"/>
+      </w:pPr>
+      <w:r>
+        <w:t>1.1 Dónde estamos</w:t>
+      </w:r>
+    </w:p>
+    <w:p>
+      <w:pPr>
+        <w:pStyle w:val="ListBullet"/>
+      </w:pPr>
+      <w:r>
+        <w:t>Proyecto: rediseño de GymTracker (hoy una PWA en index.html) como aplicación ASP.NET Core con Clean Architecture y DDD; ya no es una migración sino un rediseño (ADR-027).</w:t>
+      </w:r>
+    </w:p>
+    <w:p>
+      <w:pPr>
+        <w:pStyle w:val="ListBullet"/>
+      </w:pPr>
+      <w:r>
+        <w:t>Fase 1 (Domain) COMPLETADA y verificada: la solución net8.0 compila con 0 warnings y 0 errores; 42/42 tests en GymTracker.Tests.</w:t>
+      </w:r>
+    </w:p>
+    <w:p>
+      <w:pPr>
+        <w:pStyle w:val="ListBullet"/>
+      </w:pPr>
+      <w:r>
+        <w:t>Siguiente paso: Fase 2 (Identity + EF Core + PostgreSQL). El orden de trabajo exacto está en la sección 9.2.</w:t>
+      </w:r>
+    </w:p>
+    <w:p>
+      <w:pPr>
+        <w:pStyle w:val="ListBullet"/>
+      </w:pPr>
+      <w:r>
+        <w:t>Ruta del código: Migration/GymTraker V2/GymTracker/ (solución GymTracker.sln; proyectos Domain, Application, Infrastructure, Api y Tests).</w:t>
+      </w:r>
+    </w:p>
+    <w:p>
+      <w:pPr>
+        <w:pStyle w:val="Heading2"/>
+      </w:pPr>
+      <w:r>
+        <w:t>1.2 Decisiones clave vigentes</w:t>
+      </w:r>
+    </w:p>
+    <w:p>
+      <w:pPr>
+        <w:pStyle w:val="ListBullet"/>
+      </w:pPr>
+      <w:r>
+        <w:t>Identity se integra desde el inicio del DbContext (ADR-021).</w:t>
+      </w:r>
+    </w:p>
+    <w:p>
+      <w:pPr>
+        <w:pStyle w:val="ListBullet"/>
+      </w:pPr>
+      <w:r>
+        <w:t>Autenticación = Identity + Google + JWT, Opción A (ADR-022).</w:t>
+      </w:r>
+    </w:p>
+    <w:p>
+      <w:pPr>
+        <w:pStyle w:val="ListBullet"/>
+      </w:pPr>
+      <w:r>
+        <w:t>PostgreSQL por Docker, «docker compose up» (ADR-023).</w:t>
+      </w:r>
+    </w:p>
+    <w:p>
+      <w:pPr>
+        <w:pStyle w:val="ListBullet"/>
+      </w:pPr>
+      <w:r>
+        <w:t>Trabajo por vertical slices: una feature completa por sprint (ADR-024).</w:t>
+      </w:r>
+    </w:p>
+    <w:p>
+      <w:pPr>
+        <w:pStyle w:val="ListBullet"/>
+      </w:pPr>
+      <w:r>
+        <w:t>Smoke test con index.html al cerrar cada feature (ADR-025).</w:t>
+      </w:r>
+    </w:p>
+    <w:p>
+      <w:pPr>
+        <w:pStyle w:val="ListBullet"/>
+      </w:pPr>
+      <w:r>
+        <w:t>Capa Application explícita: DTO + Validator + Repository + Command + Controller (ADR-026).</w:t>
+      </w:r>
+    </w:p>
+    <w:p>
+      <w:pPr>
+        <w:pStyle w:val="ListBullet"/>
+      </w:pPr>
+      <w:r>
+        <w:t>Entidades con Value Objects: Name, Repetitions, Weight (ADR-010).</w:t>
+      </w:r>
+    </w:p>
+    <w:p>
+      <w:pPr>
+        <w:pStyle w:val="Heading2"/>
+      </w:pPr>
+      <w:r>
+        <w:t>1.3 Cómo leer este documento</w:t>
+      </w:r>
+    </w:p>
+    <w:p>
+      <w:pPr>
+        <w:pStyle w:val="ListBullet"/>
+      </w:pPr>
+      <w:r>
+        <w:t>Secciones 2–6: contexto, app actual, arquitectura, dominio y diseño de BD (referencia).</w:t>
+      </w:r>
+    </w:p>
+    <w:p>
+      <w:pPr>
+        <w:pStyle w:val="ListBullet"/>
+      </w:pPr>
+      <w:r>
+        <w:t>Sección 7: registro único de ADRs 001–027 (una sola fuente de verdad para decisiones).</w:t>
+      </w:r>
+    </w:p>
+    <w:p>
+      <w:pPr>
+        <w:pStyle w:val="ListBullet"/>
+      </w:pPr>
+      <w:r>
+        <w:t>Sección 8: roadmap por fases con estado y principio rector.</w:t>
+      </w:r>
+    </w:p>
+    <w:p>
+      <w:pPr>
+        <w:pStyle w:val="ListBullet"/>
+      </w:pPr>
+      <w:r>
+        <w:t>Sección 9: progreso detallado y plan exacto de la próxima sesión.</w:t>
+      </w:r>
+    </w:p>
+    <w:p>
+      <w:pPr>
+        <w:pStyle w:val="Heading1"/>
+      </w:pPr>
+      <w:r>
+        <w:t>2. Visión y objetivos</w:t>
+      </w:r>
+    </w:p>
+    <w:p>
+      <w:pPr>
+        <w:pStyle w:val="Heading2"/>
+      </w:pPr>
+      <w:r>
+        <w:t>2.1 Objetivo del proyecto</w:t>
       </w:r>
     </w:p>
     <w:p>
       <w:r>
-        <w:t>GymTracker ayuda a planificar, registrar y analizar entrenamientos de fuerza. Este documento centraliza la migración desde el prototipo (HTML + Firebase) hacia ASP.NET Core + PostgreSQL.</w:t>
+        <w:t>GymTracker ayuda a planificar, registrar y analizar entrenamientos de fuerza. Este documento centraliza el rediseño desde el prototipo (HTML + Firebase) hacia ASP.NET Core + PostgreSQL.</w:t>
       </w:r>
     </w:p>
     <w:p>
@@ -52,10 +203,23 @@
     </w:p>
     <w:p>
       <w:pPr>
+        <w:pStyle w:val="Heading3"/>
+      </w:pPr>
+      <w:r>
+        <w:t>2.1.1 Objetivo reformulado (2026-08-03)</w:t>
+      </w:r>
+    </w:p>
+    <w:p>
+      <w:r>
+        <w:t>El objetivo pasó de «migrar index.html a ASP.NET» a «construir una aplicación moderna con ASP.NET Core, Clean Architecture y DDD, usando GymTracker como caso de estudio». Ya no se porta código: se rediseña el sistema aplicando las prácticas del curso; cada decisión se toma como diseño, no como port (ADR-027). index.html se conserva como referencia funcional y como cliente para los smoke tests de cada feature (ADR-025).</w:t>
+      </w:r>
+    </w:p>
+    <w:p>
+      <w:pPr>
         <w:pStyle w:val="Heading2"/>
       </w:pPr>
       <w:r>
-        <w:t>1.1 Objetivo funcional</w:t>
+        <w:t>2.2 Objetivo funcional</w:t>
       </w:r>
     </w:p>
     <w:p>
@@ -119,7 +283,7 @@
         <w:pStyle w:val="Heading2"/>
       </w:pPr>
       <w:r>
-        <w:t>1.2 Visión</w:t>
+        <w:t>2.3 Visión</w:t>
       </w:r>
     </w:p>
     <w:p>
@@ -132,668 +296,7 @@
         <w:pStyle w:val="Heading2"/>
       </w:pPr>
       <w:r>
-        <w:t>1.3 Tecnologías</w:t>
-      </w:r>
-    </w:p>
-    <w:tbl>
-      <w:tblPr>
-        <w:tblStyle w:val="TableGrid"/>
-        <w:tblW w:type="auto" w:w="0"/>
-        <w:tblLook w:firstColumn="1" w:firstRow="1" w:lastColumn="0" w:lastRow="0" w:noHBand="0" w:noVBand="1" w:val="04A0"/>
-      </w:tblPr>
-      <w:tblGrid>
-        <w:gridCol w:w="4320"/>
-        <w:gridCol w:w="4320"/>
-      </w:tblGrid>
-      <w:tr>
-        <w:tc>
-          <w:tcPr>
-            <w:tcW w:type="dxa" w:w="4320"/>
-          </w:tcPr>
-          <w:p>
-            <w:r>
-              <w:t>Capa</w:t>
-            </w:r>
-          </w:p>
-        </w:tc>
-        <w:tc>
-          <w:tcPr>
-            <w:tcW w:type="dxa" w:w="4320"/>
-          </w:tcPr>
-          <w:p>
-            <w:r>
-              <w:t>Tecnología</w:t>
-            </w:r>
-          </w:p>
-        </w:tc>
-      </w:tr>
-      <w:tr>
-        <w:tc>
-          <w:tcPr>
-            <w:tcW w:type="dxa" w:w="4320"/>
-          </w:tcPr>
-          <w:p>
-            <w:r>
-              <w:t>Backend</w:t>
-            </w:r>
-          </w:p>
-        </w:tc>
-        <w:tc>
-          <w:tcPr>
-            <w:tcW w:type="dxa" w:w="4320"/>
-          </w:tcPr>
-          <w:p>
-            <w:r>
-              <w:t>ASP.NET Core 8/9, C#</w:t>
-            </w:r>
-          </w:p>
-        </w:tc>
-      </w:tr>
-      <w:tr>
-        <w:tc>
-          <w:tcPr>
-            <w:tcW w:type="dxa" w:w="4320"/>
-          </w:tcPr>
-          <w:p>
-            <w:r>
-              <w:t>Datos</w:t>
-            </w:r>
-          </w:p>
-        </w:tc>
-        <w:tc>
-          <w:tcPr>
-            <w:tcW w:type="dxa" w:w="4320"/>
-          </w:tcPr>
-          <w:p>
-            <w:r>
-              <w:t>EF Core, PostgreSQL</w:t>
-            </w:r>
-          </w:p>
-        </w:tc>
-      </w:tr>
-      <w:tr>
-        <w:tc>
-          <w:tcPr>
-            <w:tcW w:type="dxa" w:w="4320"/>
-          </w:tcPr>
-          <w:p>
-            <w:r>
-              <w:t>Auth</w:t>
-            </w:r>
-          </w:p>
-        </w:tc>
-        <w:tc>
-          <w:tcPr>
-            <w:tcW w:type="dxa" w:w="4320"/>
-          </w:tcPr>
-          <w:p>
-            <w:r>
-              <w:t>ASP.NET Identity + Google</w:t>
-            </w:r>
-          </w:p>
-        </w:tc>
-      </w:tr>
-      <w:tr>
-        <w:tc>
-          <w:tcPr>
-            <w:tcW w:type="dxa" w:w="4320"/>
-          </w:tcPr>
-          <w:p>
-            <w:r>
-              <w:t>Frontend</w:t>
-            </w:r>
-          </w:p>
-        </w:tc>
-        <w:tc>
-          <w:tcPr>
-            <w:tcW w:type="dxa" w:w="4320"/>
-          </w:tcPr>
-          <w:p>
-            <w:r>
-              <w:t>PWA — HTML/CSS/JS (evolución del index.html)</w:t>
-            </w:r>
-          </w:p>
-        </w:tc>
-      </w:tr>
-      <w:tr>
-        <w:tc>
-          <w:tcPr>
-            <w:tcW w:type="dxa" w:w="4320"/>
-          </w:tcPr>
-          <w:p>
-            <w:r>
-              <w:t>DevOps</w:t>
-            </w:r>
-          </w:p>
-        </w:tc>
-        <w:tc>
-          <w:tcPr>
-            <w:tcW w:type="dxa" w:w="4320"/>
-          </w:tcPr>
-          <w:p>
-            <w:r>
-              <w:t>Docker, GitHub Actions, Azure</w:t>
-            </w:r>
-          </w:p>
-        </w:tc>
-      </w:tr>
-    </w:tbl>
-    <w:p/>
-    <w:p>
-      <w:pPr>
-        <w:pStyle w:val="Heading1"/>
-      </w:pPr>
-      <w:r>
-        <w:t>2. App actual (index.html)</w:t>
-      </w:r>
-    </w:p>
-    <w:p>
-      <w:pPr>
-        <w:pStyle w:val="Heading2"/>
-      </w:pPr>
-      <w:r>
-        <w:t>2.1 Módulos implementados</w:t>
-      </w:r>
-    </w:p>
-    <w:tbl>
-      <w:tblPr>
-        <w:tblStyle w:val="TableGrid"/>
-        <w:tblW w:type="auto" w:w="0"/>
-        <w:tblLook w:firstColumn="1" w:firstRow="1" w:lastColumn="0" w:lastRow="0" w:noHBand="0" w:noVBand="1" w:val="04A0"/>
-      </w:tblPr>
-      <w:tblGrid>
-        <w:gridCol w:w="2880"/>
-        <w:gridCol w:w="2880"/>
-        <w:gridCol w:w="2880"/>
-      </w:tblGrid>
-      <w:tr>
-        <w:tc>
-          <w:tcPr>
-            <w:tcW w:type="dxa" w:w="2880"/>
-          </w:tcPr>
-          <w:p>
-            <w:r>
-              <w:t>Módulo</w:t>
-            </w:r>
-          </w:p>
-        </w:tc>
-        <w:tc>
-          <w:tcPr>
-            <w:tcW w:type="dxa" w:w="2880"/>
-          </w:tcPr>
-          <w:p>
-            <w:r>
-              <w:t>Funcionalidad</w:t>
-            </w:r>
-          </w:p>
-        </w:tc>
-        <w:tc>
-          <w:tcPr>
-            <w:tcW w:type="dxa" w:w="2880"/>
-          </w:tcPr>
-          <w:p>
-            <w:r>
-              <w:t>Detalle técnico</w:t>
-            </w:r>
-          </w:p>
-        </w:tc>
-      </w:tr>
-      <w:tr>
-        <w:tc>
-          <w:tcPr>
-            <w:tcW w:type="dxa" w:w="2880"/>
-          </w:tcPr>
-          <w:p>
-            <w:r>
-              <w:t>Auth</w:t>
-            </w:r>
-          </w:p>
-        </w:tc>
-        <w:tc>
-          <w:tcPr>
-            <w:tcW w:type="dxa" w:w="2880"/>
-          </w:tcPr>
-          <w:p>
-            <w:r>
-              <w:t>Login Google</w:t>
-            </w:r>
-          </w:p>
-        </w:tc>
-        <w:tc>
-          <w:tcPr>
-            <w:tcW w:type="dxa" w:w="2880"/>
-          </w:tcPr>
-          <w:p>
-            <w:r>
-              <w:t>Firebase Auth, UID por usuario</w:t>
-            </w:r>
-          </w:p>
-        </w:tc>
-      </w:tr>
-      <w:tr>
-        <w:tc>
-          <w:tcPr>
-            <w:tcW w:type="dxa" w:w="2880"/>
-          </w:tcPr>
-          <w:p>
-            <w:r>
-              <w:t>Rutinas</w:t>
-            </w:r>
-          </w:p>
-        </w:tc>
-        <w:tc>
-          <w:tcPr>
-            <w:tcW w:type="dxa" w:w="2880"/>
-          </w:tcPr>
-          <w:p>
-            <w:r>
-              <w:t>CRUD + renombrar</w:t>
-            </w:r>
-          </w:p>
-        </w:tc>
-        <w:tc>
-          <w:tcPr>
-            <w:tcW w:type="dxa" w:w="2880"/>
-          </w:tcPr>
-          <w:p>
-            <w:r>
-              <w:t>Duplicados → 'Nombre (1)'</w:t>
-            </w:r>
-          </w:p>
-        </w:tc>
-      </w:tr>
-      <w:tr>
-        <w:tc>
-          <w:tcPr>
-            <w:tcW w:type="dxa" w:w="2880"/>
-          </w:tcPr>
-          <w:p>
-            <w:r>
-              <w:t>Sesiones</w:t>
-            </w:r>
-          </w:p>
-        </w:tc>
-        <w:tc>
-          <w:tcPr>
-            <w:tcW w:type="dxa" w:w="2880"/>
-          </w:tcPr>
-          <w:p>
-            <w:r>
-              <w:t>Varias por rutina</w:t>
-            </w:r>
-          </w:p>
-        </w:tc>
-        <w:tc>
-          <w:tcPr>
-            <w:tcW w:type="dxa" w:w="2880"/>
-          </w:tcPr>
-          <w:p>
-            <w:r>
-              <w:t>Default: sesión 'General' vacía</w:t>
-            </w:r>
-          </w:p>
-        </w:tc>
-      </w:tr>
-      <w:tr>
-        <w:tc>
-          <w:tcPr>
-            <w:tcW w:type="dxa" w:w="2880"/>
-          </w:tcPr>
-          <w:p>
-            <w:r>
-              <w:t>Ejercicios</w:t>
-            </w:r>
-          </w:p>
-        </w:tc>
-        <w:tc>
-          <w:tcPr>
-            <w:tcW w:type="dxa" w:w="2880"/>
-          </w:tcPr>
-          <w:p>
-            <w:r>
-              <w:t>Catálogo + tipos usuario</w:t>
-            </w:r>
-          </w:p>
-        </w:tc>
-        <w:tc>
-          <w:tcPr>
-            <w:tcW w:type="dxa" w:w="2880"/>
-          </w:tcPr>
-          <w:p>
-            <w:r>
-              <w:t>standard, bw, weighted, time</w:t>
-            </w:r>
-          </w:p>
-        </w:tc>
-      </w:tr>
-      <w:tr>
-        <w:tc>
-          <w:tcPr>
-            <w:tcW w:type="dxa" w:w="2880"/>
-          </w:tcPr>
-          <w:p>
-            <w:r>
-              <w:t>Lateralidad</w:t>
-            </w:r>
-          </w:p>
-        </w:tc>
-        <w:tc>
-          <w:tcPr>
-            <w:tcW w:type="dxa" w:w="2880"/>
-          </w:tcPr>
-          <w:p>
-            <w:r>
-              <w:t>bilateral / unilateral</w:t>
-            </w:r>
-          </w:p>
-        </w:tc>
-        <w:tc>
-          <w:tcPr>
-            <w:tcW w:type="dxa" w:w="2880"/>
-          </w:tcPr>
-          <w:p>
-            <w:r>
-              <w:t>En sesión e historial</w:t>
-            </w:r>
-          </w:p>
-        </w:tc>
-      </w:tr>
-      <w:tr>
-        <w:tc>
-          <w:tcPr>
-            <w:tcW w:type="dxa" w:w="2880"/>
-          </w:tcPr>
-          <w:p>
-            <w:r>
-              <w:t>Entrenamiento</w:t>
-            </w:r>
-          </w:p>
-        </w:tc>
-        <w:tc>
-          <w:tcPr>
-            <w:tcW w:type="dxa" w:w="2880"/>
-          </w:tcPr>
-          <w:p>
-            <w:r>
-              <w:t>Registrar series, guardar</w:t>
-            </w:r>
-          </w:p>
-        </w:tc>
-        <w:tc>
-          <w:tcPr>
-            <w:tcW w:type="dxa" w:w="2880"/>
-          </w:tcPr>
-          <w:p>
-            <w:r>
-              <w:t>Borrador en localStorage</w:t>
-            </w:r>
-          </w:p>
-        </w:tc>
-      </w:tr>
-      <w:tr>
-        <w:tc>
-          <w:tcPr>
-            <w:tcW w:type="dxa" w:w="2880"/>
-          </w:tcPr>
-          <w:p>
-            <w:r>
-              <w:t>Historial</w:t>
-            </w:r>
-          </w:p>
-        </w:tc>
-        <w:tc>
-          <w:tcPr>
-            <w:tcW w:type="dxa" w:w="2880"/>
-          </w:tcPr>
-          <w:p>
-            <w:r>
-              <w:t>Lista + editar entrada</w:t>
-            </w:r>
-          </w:p>
-        </w:tc>
-        <w:tc>
-          <w:tcPr>
-            <w:tcW w:type="dxa" w:w="2880"/>
-          </w:tcPr>
-          <w:p>
-            <w:r>
-              <w:t>Gráfico por ejercicio</w:t>
-            </w:r>
-          </w:p>
-        </w:tc>
-      </w:tr>
-      <w:tr>
-        <w:tc>
-          <w:tcPr>
-            <w:tcW w:type="dxa" w:w="2880"/>
-          </w:tcPr>
-          <w:p>
-            <w:r>
-              <w:t>PR</w:t>
-            </w:r>
-          </w:p>
-        </w:tc>
-        <w:tc>
-          <w:tcPr>
-            <w:tcW w:type="dxa" w:w="2880"/>
-          </w:tcPr>
-          <w:p>
-            <w:r>
-              <w:t>Al guardar</w:t>
-            </w:r>
-          </w:p>
-        </w:tc>
-        <w:tc>
-          <w:tcPr>
-            <w:tcW w:type="dxa" w:w="2880"/>
-          </w:tcPr>
-          <w:p>
-            <w:r>
-              <w:t>new / matched; sin tabla PR</w:t>
-            </w:r>
-          </w:p>
-        </w:tc>
-      </w:tr>
-      <w:tr>
-        <w:tc>
-          <w:tcPr>
-            <w:tcW w:type="dxa" w:w="2880"/>
-          </w:tcPr>
-          <w:p>
-            <w:r>
-              <w:t>Ciclo</w:t>
-            </w:r>
-          </w:p>
-        </w:tc>
-        <w:tc>
-          <w:tcPr>
-            <w:tcW w:type="dxa" w:w="2880"/>
-          </w:tcPr>
-          <w:p>
-            <w:r>
-              <w:t>4 semanas</w:t>
-            </w:r>
-          </w:p>
-        </w:tc>
-        <w:tc>
-          <w:tcPr>
-            <w:tcW w:type="dxa" w:w="2880"/>
-          </w:tcPr>
-          <w:p>
-            <w:r>
-              <w:t>activeCycle + previousCycle</w:t>
-            </w:r>
-          </w:p>
-        </w:tc>
-      </w:tr>
-      <w:tr>
-        <w:tc>
-          <w:tcPr>
-            <w:tcW w:type="dxa" w:w="2880"/>
-          </w:tcPr>
-          <w:p>
-            <w:r>
-              <w:t>Calendario</w:t>
-            </w:r>
-          </w:p>
-        </w:tc>
-        <w:tc>
-          <w:tcPr>
-            <w:tcW w:type="dxa" w:w="2880"/>
-          </w:tcPr>
-          <w:p>
-            <w:r>
-              <w:t>Mes + clonar sesión</w:t>
-            </w:r>
-          </w:p>
-        </w:tc>
-        <w:tc>
-          <w:tcPr>
-            <w:tcW w:type="dxa" w:w="2880"/>
-          </w:tcPr>
-          <w:p>
-            <w:r>
-              <w:t>Sin entrenamientos programados</w:t>
-            </w:r>
-          </w:p>
-        </w:tc>
-      </w:tr>
-      <w:tr>
-        <w:tc>
-          <w:tcPr>
-            <w:tcW w:type="dxa" w:w="2880"/>
-          </w:tcPr>
-          <w:p>
-            <w:r>
-              <w:t>Timer</w:t>
-            </w:r>
-          </w:p>
-        </w:tc>
-        <w:tc>
-          <w:tcPr>
-            <w:tcW w:type="dxa" w:w="2880"/>
-          </w:tcPr>
-          <w:p>
-            <w:r>
-              <w:t>prep/work/rest/sets</w:t>
-            </w:r>
-          </w:p>
-        </w:tc>
-        <w:tc>
-          <w:tcPr>
-            <w:tcW w:type="dxa" w:w="2880"/>
-          </w:tcPr>
-          <w:p>
-            <w:r>
-              <w:t>Widget flotante</w:t>
-            </w:r>
-          </w:p>
-        </w:tc>
-      </w:tr>
-      <w:tr>
-        <w:tc>
-          <w:tcPr>
-            <w:tcW w:type="dxa" w:w="2880"/>
-          </w:tcPr>
-          <w:p>
-            <w:r>
-              <w:t>Import/Export</w:t>
-            </w:r>
-          </w:p>
-        </w:tc>
-        <w:tc>
-          <w:tcPr>
-            <w:tcW w:type="dxa" w:w="2880"/>
-          </w:tcPr>
-          <w:p>
-            <w:r>
-              <w:t>JSON</w:t>
-            </w:r>
-          </w:p>
-        </w:tc>
-        <w:tc>
-          <w:tcPr>
-            <w:tcW w:type="dxa" w:w="2880"/>
-          </w:tcPr>
-          <w:p>
-            <w:r>
-              <w:t>Backup documento completo</w:t>
-            </w:r>
-          </w:p>
-        </w:tc>
-      </w:tr>
-      <w:tr>
-        <w:tc>
-          <w:tcPr>
-            <w:tcW w:type="dxa" w:w="2880"/>
-          </w:tcPr>
-          <w:p>
-            <w:r>
-              <w:t>Offline</w:t>
-            </w:r>
-          </w:p>
-        </w:tc>
-        <w:tc>
-          <w:tcPr>
-            <w:tcW w:type="dxa" w:w="2880"/>
-          </w:tcPr>
-          <w:p>
-            <w:r>
-              <w:t>localStorage + Firestore</w:t>
-            </w:r>
-          </w:p>
-        </w:tc>
-        <w:tc>
-          <w:tcPr>
-            <w:tcW w:type="dxa" w:w="2880"/>
-          </w:tcPr>
-          <w:p>
-            <w:r>
-              <w:t>Resolución por lastUpdate</w:t>
-            </w:r>
-          </w:p>
-        </w:tc>
-      </w:tr>
-      <w:tr>
-        <w:tc>
-          <w:tcPr>
-            <w:tcW w:type="dxa" w:w="2880"/>
-          </w:tcPr>
-          <w:p>
-            <w:r>
-              <w:t>Tema</w:t>
-            </w:r>
-          </w:p>
-        </w:tc>
-        <w:tc>
-          <w:tcPr>
-            <w:tcW w:type="dxa" w:w="2880"/>
-          </w:tcPr>
-          <w:p>
-            <w:r>
-              <w:t>Claro/oscuro</w:t>
-            </w:r>
-          </w:p>
-        </w:tc>
-        <w:tc>
-          <w:tcPr>
-            <w:tcW w:type="dxa" w:w="2880"/>
-          </w:tcPr>
-          <w:p>
-            <w:r>
-              <w:t>localStorage (gymTheme)</w:t>
-            </w:r>
-          </w:p>
-        </w:tc>
-      </w:tr>
-    </w:tbl>
-    <w:p/>
-    <w:p>
-      <w:pPr>
-        <w:pStyle w:val="Heading2"/>
-      </w:pPr>
-      <w:r>
-        <w:t>2.2 Futuro (no implementado)</w:t>
+        <w:t>2.4 Alcance futuro (no implementado)</w:t>
       </w:r>
     </w:p>
     <w:p>
@@ -822,10 +325,527 @@
     </w:p>
     <w:p>
       <w:pPr>
+        <w:pStyle w:val="Heading1"/>
+      </w:pPr>
+      <w:r>
+        <w:t>3. App actual (index.html) — referencia funcional</w:t>
+      </w:r>
+    </w:p>
+    <w:p>
+      <w:pPr>
         <w:pStyle w:val="Heading2"/>
       </w:pPr>
       <w:r>
-        <w:t>2.3 Modelo Firebase actual</w:t>
+        <w:t>3.1 Módulos implementados</w:t>
+      </w:r>
+    </w:p>
+    <w:tbl>
+      <w:tblPr>
+        <w:tblStyle w:val="TableGrid"/>
+        <w:tblW w:type="auto" w:w="0"/>
+        <w:tblLook w:firstColumn="1" w:firstRow="1" w:lastColumn="0" w:lastRow="0" w:noHBand="0" w:noVBand="1" w:val="04A0"/>
+      </w:tblPr>
+      <w:tblGrid>
+        <w:gridCol w:w="2880"/>
+        <w:gridCol w:w="2880"/>
+        <w:gridCol w:w="2880"/>
+      </w:tblGrid>
+      <w:tr>
+        <w:tc>
+          <w:tcPr>
+            <w:tcW w:type="dxa" w:w="2880"/>
+          </w:tcPr>
+          <w:p>
+            <w:r>
+              <w:rPr>
+                <w:b/>
+              </w:rPr>
+              <w:t>Módulo</w:t>
+            </w:r>
+          </w:p>
+        </w:tc>
+        <w:tc>
+          <w:tcPr>
+            <w:tcW w:type="dxa" w:w="2880"/>
+          </w:tcPr>
+          <w:p>
+            <w:r>
+              <w:rPr>
+                <w:b/>
+              </w:rPr>
+              <w:t>Funcionalidad</w:t>
+            </w:r>
+          </w:p>
+        </w:tc>
+        <w:tc>
+          <w:tcPr>
+            <w:tcW w:type="dxa" w:w="2880"/>
+          </w:tcPr>
+          <w:p>
+            <w:r>
+              <w:rPr>
+                <w:b/>
+              </w:rPr>
+              <w:t>Detalle técnico</w:t>
+            </w:r>
+          </w:p>
+        </w:tc>
+      </w:tr>
+      <w:tr>
+        <w:tc>
+          <w:tcPr>
+            <w:tcW w:type="dxa" w:w="2880"/>
+          </w:tcPr>
+          <w:p>
+            <w:r>
+              <w:t>Auth</w:t>
+            </w:r>
+          </w:p>
+        </w:tc>
+        <w:tc>
+          <w:tcPr>
+            <w:tcW w:type="dxa" w:w="2880"/>
+          </w:tcPr>
+          <w:p>
+            <w:r>
+              <w:t>Login Google</w:t>
+            </w:r>
+          </w:p>
+        </w:tc>
+        <w:tc>
+          <w:tcPr>
+            <w:tcW w:type="dxa" w:w="2880"/>
+          </w:tcPr>
+          <w:p>
+            <w:r>
+              <w:t>Firebase Auth, UID por usuario</w:t>
+            </w:r>
+          </w:p>
+        </w:tc>
+      </w:tr>
+      <w:tr>
+        <w:tc>
+          <w:tcPr>
+            <w:tcW w:type="dxa" w:w="2880"/>
+          </w:tcPr>
+          <w:p>
+            <w:r>
+              <w:t>Rutinas</w:t>
+            </w:r>
+          </w:p>
+        </w:tc>
+        <w:tc>
+          <w:tcPr>
+            <w:tcW w:type="dxa" w:w="2880"/>
+          </w:tcPr>
+          <w:p>
+            <w:r>
+              <w:t>CRUD + renombrar</w:t>
+            </w:r>
+          </w:p>
+        </w:tc>
+        <w:tc>
+          <w:tcPr>
+            <w:tcW w:type="dxa" w:w="2880"/>
+          </w:tcPr>
+          <w:p>
+            <w:r>
+              <w:t>Duplicados → 'Nombre (1)'</w:t>
+            </w:r>
+          </w:p>
+        </w:tc>
+      </w:tr>
+      <w:tr>
+        <w:tc>
+          <w:tcPr>
+            <w:tcW w:type="dxa" w:w="2880"/>
+          </w:tcPr>
+          <w:p>
+            <w:r>
+              <w:t>Sesiones</w:t>
+            </w:r>
+          </w:p>
+        </w:tc>
+        <w:tc>
+          <w:tcPr>
+            <w:tcW w:type="dxa" w:w="2880"/>
+          </w:tcPr>
+          <w:p>
+            <w:r>
+              <w:t>Varias por rutina</w:t>
+            </w:r>
+          </w:p>
+        </w:tc>
+        <w:tc>
+          <w:tcPr>
+            <w:tcW w:type="dxa" w:w="2880"/>
+          </w:tcPr>
+          <w:p>
+            <w:r>
+              <w:t>Default: sesión 'General' vacía</w:t>
+            </w:r>
+          </w:p>
+        </w:tc>
+      </w:tr>
+      <w:tr>
+        <w:tc>
+          <w:tcPr>
+            <w:tcW w:type="dxa" w:w="2880"/>
+          </w:tcPr>
+          <w:p>
+            <w:r>
+              <w:t>Ejercicios</w:t>
+            </w:r>
+          </w:p>
+        </w:tc>
+        <w:tc>
+          <w:tcPr>
+            <w:tcW w:type="dxa" w:w="2880"/>
+          </w:tcPr>
+          <w:p>
+            <w:r>
+              <w:t>Catálogo + tipos usuario</w:t>
+            </w:r>
+          </w:p>
+        </w:tc>
+        <w:tc>
+          <w:tcPr>
+            <w:tcW w:type="dxa" w:w="2880"/>
+          </w:tcPr>
+          <w:p>
+            <w:r>
+              <w:t>standard, bw, weighted, time</w:t>
+            </w:r>
+          </w:p>
+        </w:tc>
+      </w:tr>
+      <w:tr>
+        <w:tc>
+          <w:tcPr>
+            <w:tcW w:type="dxa" w:w="2880"/>
+          </w:tcPr>
+          <w:p>
+            <w:r>
+              <w:t>Lateralidad</w:t>
+            </w:r>
+          </w:p>
+        </w:tc>
+        <w:tc>
+          <w:tcPr>
+            <w:tcW w:type="dxa" w:w="2880"/>
+          </w:tcPr>
+          <w:p>
+            <w:r>
+              <w:t>bilateral / unilateral</w:t>
+            </w:r>
+          </w:p>
+        </w:tc>
+        <w:tc>
+          <w:tcPr>
+            <w:tcW w:type="dxa" w:w="2880"/>
+          </w:tcPr>
+          <w:p>
+            <w:r>
+              <w:t>En sesión e historial</w:t>
+            </w:r>
+          </w:p>
+        </w:tc>
+      </w:tr>
+      <w:tr>
+        <w:tc>
+          <w:tcPr>
+            <w:tcW w:type="dxa" w:w="2880"/>
+          </w:tcPr>
+          <w:p>
+            <w:r>
+              <w:t>Entrenamiento</w:t>
+            </w:r>
+          </w:p>
+        </w:tc>
+        <w:tc>
+          <w:tcPr>
+            <w:tcW w:type="dxa" w:w="2880"/>
+          </w:tcPr>
+          <w:p>
+            <w:r>
+              <w:t>Registrar series, guardar</w:t>
+            </w:r>
+          </w:p>
+        </w:tc>
+        <w:tc>
+          <w:tcPr>
+            <w:tcW w:type="dxa" w:w="2880"/>
+          </w:tcPr>
+          <w:p>
+            <w:r>
+              <w:t>Borrador en localStorage</w:t>
+            </w:r>
+          </w:p>
+        </w:tc>
+      </w:tr>
+      <w:tr>
+        <w:tc>
+          <w:tcPr>
+            <w:tcW w:type="dxa" w:w="2880"/>
+          </w:tcPr>
+          <w:p>
+            <w:r>
+              <w:t>Historial</w:t>
+            </w:r>
+          </w:p>
+        </w:tc>
+        <w:tc>
+          <w:tcPr>
+            <w:tcW w:type="dxa" w:w="2880"/>
+          </w:tcPr>
+          <w:p>
+            <w:r>
+              <w:t>Lista + editar entrada</w:t>
+            </w:r>
+          </w:p>
+        </w:tc>
+        <w:tc>
+          <w:tcPr>
+            <w:tcW w:type="dxa" w:w="2880"/>
+          </w:tcPr>
+          <w:p>
+            <w:r>
+              <w:t>Gráfico por ejercicio</w:t>
+            </w:r>
+          </w:p>
+        </w:tc>
+      </w:tr>
+      <w:tr>
+        <w:tc>
+          <w:tcPr>
+            <w:tcW w:type="dxa" w:w="2880"/>
+          </w:tcPr>
+          <w:p>
+            <w:r>
+              <w:t>PR</w:t>
+            </w:r>
+          </w:p>
+        </w:tc>
+        <w:tc>
+          <w:tcPr>
+            <w:tcW w:type="dxa" w:w="2880"/>
+          </w:tcPr>
+          <w:p>
+            <w:r>
+              <w:t>Al guardar</w:t>
+            </w:r>
+          </w:p>
+        </w:tc>
+        <w:tc>
+          <w:tcPr>
+            <w:tcW w:type="dxa" w:w="2880"/>
+          </w:tcPr>
+          <w:p>
+            <w:r>
+              <w:t>new / matched; sin tabla PR</w:t>
+            </w:r>
+          </w:p>
+        </w:tc>
+      </w:tr>
+      <w:tr>
+        <w:tc>
+          <w:tcPr>
+            <w:tcW w:type="dxa" w:w="2880"/>
+          </w:tcPr>
+          <w:p>
+            <w:r>
+              <w:t>Ciclo</w:t>
+            </w:r>
+          </w:p>
+        </w:tc>
+        <w:tc>
+          <w:tcPr>
+            <w:tcW w:type="dxa" w:w="2880"/>
+          </w:tcPr>
+          <w:p>
+            <w:r>
+              <w:t>4 semanas</w:t>
+            </w:r>
+          </w:p>
+        </w:tc>
+        <w:tc>
+          <w:tcPr>
+            <w:tcW w:type="dxa" w:w="2880"/>
+          </w:tcPr>
+          <w:p>
+            <w:r>
+              <w:t>activeCycle + previousCycle</w:t>
+            </w:r>
+          </w:p>
+        </w:tc>
+      </w:tr>
+      <w:tr>
+        <w:tc>
+          <w:tcPr>
+            <w:tcW w:type="dxa" w:w="2880"/>
+          </w:tcPr>
+          <w:p>
+            <w:r>
+              <w:t>Calendario</w:t>
+            </w:r>
+          </w:p>
+        </w:tc>
+        <w:tc>
+          <w:tcPr>
+            <w:tcW w:type="dxa" w:w="2880"/>
+          </w:tcPr>
+          <w:p>
+            <w:r>
+              <w:t>Mes + clonar sesión</w:t>
+            </w:r>
+          </w:p>
+        </w:tc>
+        <w:tc>
+          <w:tcPr>
+            <w:tcW w:type="dxa" w:w="2880"/>
+          </w:tcPr>
+          <w:p>
+            <w:r>
+              <w:t>Sin entrenamientos programados</w:t>
+            </w:r>
+          </w:p>
+        </w:tc>
+      </w:tr>
+      <w:tr>
+        <w:tc>
+          <w:tcPr>
+            <w:tcW w:type="dxa" w:w="2880"/>
+          </w:tcPr>
+          <w:p>
+            <w:r>
+              <w:t>Timer</w:t>
+            </w:r>
+          </w:p>
+        </w:tc>
+        <w:tc>
+          <w:tcPr>
+            <w:tcW w:type="dxa" w:w="2880"/>
+          </w:tcPr>
+          <w:p>
+            <w:r>
+              <w:t>prep/work/rest/sets</w:t>
+            </w:r>
+          </w:p>
+        </w:tc>
+        <w:tc>
+          <w:tcPr>
+            <w:tcW w:type="dxa" w:w="2880"/>
+          </w:tcPr>
+          <w:p>
+            <w:r>
+              <w:t>Widget flotante</w:t>
+            </w:r>
+          </w:p>
+        </w:tc>
+      </w:tr>
+      <w:tr>
+        <w:tc>
+          <w:tcPr>
+            <w:tcW w:type="dxa" w:w="2880"/>
+          </w:tcPr>
+          <w:p>
+            <w:r>
+              <w:t>Import/Export</w:t>
+            </w:r>
+          </w:p>
+        </w:tc>
+        <w:tc>
+          <w:tcPr>
+            <w:tcW w:type="dxa" w:w="2880"/>
+          </w:tcPr>
+          <w:p>
+            <w:r>
+              <w:t>JSON</w:t>
+            </w:r>
+          </w:p>
+        </w:tc>
+        <w:tc>
+          <w:tcPr>
+            <w:tcW w:type="dxa" w:w="2880"/>
+          </w:tcPr>
+          <w:p>
+            <w:r>
+              <w:t>Backup documento completo</w:t>
+            </w:r>
+          </w:p>
+        </w:tc>
+      </w:tr>
+      <w:tr>
+        <w:tc>
+          <w:tcPr>
+            <w:tcW w:type="dxa" w:w="2880"/>
+          </w:tcPr>
+          <w:p>
+            <w:r>
+              <w:t>Offline</w:t>
+            </w:r>
+          </w:p>
+        </w:tc>
+        <w:tc>
+          <w:tcPr>
+            <w:tcW w:type="dxa" w:w="2880"/>
+          </w:tcPr>
+          <w:p>
+            <w:r>
+              <w:t>localStorage + Firestore</w:t>
+            </w:r>
+          </w:p>
+        </w:tc>
+        <w:tc>
+          <w:tcPr>
+            <w:tcW w:type="dxa" w:w="2880"/>
+          </w:tcPr>
+          <w:p>
+            <w:r>
+              <w:t>Resolución por lastUpdate</w:t>
+            </w:r>
+          </w:p>
+        </w:tc>
+      </w:tr>
+      <w:tr>
+        <w:tc>
+          <w:tcPr>
+            <w:tcW w:type="dxa" w:w="2880"/>
+          </w:tcPr>
+          <w:p>
+            <w:r>
+              <w:t>Tema</w:t>
+            </w:r>
+          </w:p>
+        </w:tc>
+        <w:tc>
+          <w:tcPr>
+            <w:tcW w:type="dxa" w:w="2880"/>
+          </w:tcPr>
+          <w:p>
+            <w:r>
+              <w:t>Claro/oscuro</w:t>
+            </w:r>
+          </w:p>
+        </w:tc>
+        <w:tc>
+          <w:tcPr>
+            <w:tcW w:type="dxa" w:w="2880"/>
+          </w:tcPr>
+          <w:p>
+            <w:r>
+              <w:t>localStorage (gymTheme)</w:t>
+            </w:r>
+          </w:p>
+        </w:tc>
+      </w:tr>
+    </w:tbl>
+    <w:p>
+      <w:pPr>
+        <w:pStyle w:val="Heading2"/>
+      </w:pPr>
+      <w:r>
+        <w:t>3.2 Modelo de datos actual (Firebase)</w:t>
       </w:r>
     </w:p>
     <w:p>
@@ -922,16 +942,296 @@
       </w:r>
     </w:p>
     <w:p>
+      <w:pPr>
+        <w:pStyle w:val="Heading2"/>
+      </w:pPr>
       <w:r>
-        <w:br w:type="page"/>
+        <w:t>3.3 Por qué migrar de Firebase JSON a PostgreSQL</w:t>
       </w:r>
     </w:p>
+    <w:tbl>
+      <w:tblPr>
+        <w:tblStyle w:val="TableGrid"/>
+        <w:tblW w:type="auto" w:w="0"/>
+        <w:tblLook w:firstColumn="1" w:firstRow="1" w:lastColumn="0" w:lastRow="0" w:noHBand="0" w:noVBand="1" w:val="04A0"/>
+      </w:tblPr>
+      <w:tblGrid>
+        <w:gridCol w:w="2880"/>
+        <w:gridCol w:w="2880"/>
+        <w:gridCol w:w="2880"/>
+      </w:tblGrid>
+      <w:tr>
+        <w:tc>
+          <w:tcPr>
+            <w:tcW w:type="dxa" w:w="2880"/>
+          </w:tcPr>
+          <w:p>
+            <w:r>
+              <w:rPr>
+                <w:b/>
+              </w:rPr>
+              <w:t>Problema del modelo actual</w:t>
+            </w:r>
+          </w:p>
+        </w:tc>
+        <w:tc>
+          <w:tcPr>
+            <w:tcW w:type="dxa" w:w="2880"/>
+          </w:tcPr>
+          <w:p>
+            <w:r>
+              <w:rPr>
+                <w:b/>
+              </w:rPr>
+              <w:t>Impacto en ASP.NET</w:t>
+            </w:r>
+          </w:p>
+        </w:tc>
+        <w:tc>
+          <w:tcPr>
+            <w:tcW w:type="dxa" w:w="2880"/>
+          </w:tcPr>
+          <w:p>
+            <w:r>
+              <w:rPr>
+                <w:b/>
+              </w:rPr>
+              <w:t>Solución relacional</w:t>
+            </w:r>
+          </w:p>
+        </w:tc>
+      </w:tr>
+      <w:tr>
+        <w:tc>
+          <w:tcPr>
+            <w:tcW w:type="dxa" w:w="2880"/>
+          </w:tcPr>
+          <w:p>
+            <w:r>
+              <w:t>Documento monolítico por usuario</w:t>
+            </w:r>
+          </w:p>
+        </w:tc>
+        <w:tc>
+          <w:tcPr>
+            <w:tcW w:type="dxa" w:w="2880"/>
+          </w:tcPr>
+          <w:p>
+            <w:r>
+              <w:t>Carga/guarda todo aunque solo cambie una rutina</w:t>
+            </w:r>
+          </w:p>
+        </w:tc>
+        <w:tc>
+          <w:tcPr>
+            <w:tcW w:type="dxa" w:w="2880"/>
+          </w:tcPr>
+          <w:p>
+            <w:r>
+              <w:t>Tablas normalizadas; updates parciales</w:t>
+            </w:r>
+          </w:p>
+        </w:tc>
+      </w:tr>
+      <w:tr>
+        <w:tc>
+          <w:tcPr>
+            <w:tcW w:type="dxa" w:w="2880"/>
+          </w:tcPr>
+          <w:p>
+            <w:r>
+              <w:t>routineIndex en activeCycle</w:t>
+            </w:r>
+          </w:p>
+        </w:tc>
+        <w:tc>
+          <w:tcPr>
+            <w:tcW w:type="dxa" w:w="2880"/>
+          </w:tcPr>
+          <w:p>
+            <w:r>
+              <w:t>Se rompe al borrar/reordenar rutinas</w:t>
+            </w:r>
+          </w:p>
+        </w:tc>
+        <w:tc>
+          <w:tcPr>
+            <w:tcW w:type="dxa" w:w="2880"/>
+          </w:tcPr>
+          <w:p>
+            <w:r>
+              <w:t>TrainingCycle.RoutineId (Guid FK)</w:t>
+            </w:r>
+          </w:p>
+        </w:tc>
+      </w:tr>
+      <w:tr>
+        <w:tc>
+          <w:tcPr>
+            <w:tcW w:type="dxa" w:w="2880"/>
+          </w:tcPr>
+          <w:p>
+            <w:r>
+              <w:t>history mezclado con plan</w:t>
+            </w:r>
+          </w:p>
+        </w:tc>
+        <w:tc>
+          <w:tcPr>
+            <w:tcW w:type="dxa" w:w="2880"/>
+          </w:tcPr>
+          <w:p>
+            <w:r>
+              <w:t>No se pueden indexar fechas ni filtrar en SQL</w:t>
+            </w:r>
+          </w:p>
+        </w:tc>
+        <w:tc>
+          <w:tcPr>
+            <w:tcW w:type="dxa" w:w="2880"/>
+          </w:tcPr>
+          <w:p>
+            <w:r>
+              <w:t>Workouts + índice (UserId, WorkoutDate)</w:t>
+            </w:r>
+          </w:p>
+        </w:tc>
+      </w:tr>
+      <w:tr>
+        <w:tc>
+          <w:tcPr>
+            <w:tcW w:type="dxa" w:w="2880"/>
+          </w:tcPr>
+          <w:p>
+            <w:r>
+              <w:t>exerciseTypes global en JSON</w:t>
+            </w:r>
+          </w:p>
+        </w:tc>
+        <w:tc>
+          <w:tcPr>
+            <w:tcW w:type="dxa" w:w="2880"/>
+          </w:tcPr>
+          <w:p>
+            <w:r>
+              <w:t>Difícil consultar catálogo compartido</w:t>
+            </w:r>
+          </w:p>
+        </w:tc>
+        <w:tc>
+          <w:tcPr>
+            <w:tcW w:type="dxa" w:w="2880"/>
+          </w:tcPr>
+          <w:p>
+            <w:r>
+              <w:t>ExerciseCatalogEntries + seed</w:t>
+            </w:r>
+          </w:p>
+        </w:tc>
+      </w:tr>
+      <w:tr>
+        <w:tc>
+          <w:tcPr>
+            <w:tcW w:type="dxa" w:w="2880"/>
+          </w:tcPr>
+          <w:p>
+            <w:r>
+              <w:t>Sin integridad referencial</w:t>
+            </w:r>
+          </w:p>
+        </w:tc>
+        <w:tc>
+          <w:tcPr>
+            <w:tcW w:type="dxa" w:w="2880"/>
+          </w:tcPr>
+          <w:p>
+            <w:r>
+              <w:t>Datos huérfanos posibles</w:t>
+            </w:r>
+          </w:p>
+        </w:tc>
+        <w:tc>
+          <w:tcPr>
+            <w:tcW w:type="dxa" w:w="2880"/>
+          </w:tcPr>
+          <w:p>
+            <w:r>
+              <w:t>FK + ON DELETE definido por tabla</w:t>
+            </w:r>
+          </w:p>
+        </w:tc>
+      </w:tr>
+      <w:tr>
+        <w:tc>
+          <w:tcPr>
+            <w:tcW w:type="dxa" w:w="2880"/>
+          </w:tcPr>
+          <w:p>
+            <w:r>
+              <w:t>Conflictos lastUpdate</w:t>
+            </w:r>
+          </w:p>
+        </w:tc>
+        <w:tc>
+          <w:tcPr>
+            <w:tcW w:type="dxa" w:w="2880"/>
+          </w:tcPr>
+          <w:p>
+            <w:r>
+              <w:t>Lógica de sync en cliente</w:t>
+            </w:r>
+          </w:p>
+        </w:tc>
+        <w:tc>
+          <w:tcPr>
+            <w:tcW w:type="dxa" w:w="2880"/>
+          </w:tcPr>
+          <w:p>
+            <w:r>
+              <w:t>Server authoritative + timestamps en BD</w:t>
+            </w:r>
+          </w:p>
+        </w:tc>
+      </w:tr>
+      <w:tr>
+        <w:tc>
+          <w:tcPr>
+            <w:tcW w:type="dxa" w:w="2880"/>
+          </w:tcPr>
+          <w:p>
+            <w:r>
+              <w:t>Gráficos calculados en JS</w:t>
+            </w:r>
+          </w:p>
+        </w:tc>
+        <w:tc>
+          <w:tcPr>
+            <w:tcW w:type="dxa" w:w="2880"/>
+          </w:tcPr>
+          <w:p>
+            <w:r>
+              <w:t>No escala con mucho historial</w:t>
+            </w:r>
+          </w:p>
+        </w:tc>
+        <w:tc>
+          <w:tcPr>
+            <w:tcW w:type="dxa" w:w="2880"/>
+          </w:tcPr>
+          <w:p>
+            <w:r>
+              <w:t>Queries SQL + paginación en API</w:t>
+            </w:r>
+          </w:p>
+        </w:tc>
+      </w:tr>
+    </w:tbl>
     <w:p>
       <w:pPr>
         <w:pStyle w:val="Heading1"/>
       </w:pPr>
       <w:r>
-        <w:t>3. Arquitectura</w:t>
+        <w:t>4. Arquitectura objetivo</w:t>
       </w:r>
     </w:p>
     <w:p>
@@ -939,7 +1239,7 @@
         <w:pStyle w:val="Heading2"/>
       </w:pPr>
       <w:r>
-        <w:t>3.1 Capas</w:t>
+        <w:t>4.1 Capas y tecnologías</w:t>
       </w:r>
     </w:p>
     <w:tbl>
@@ -959,7 +1259,10 @@
           </w:tcPr>
           <w:p>
             <w:r>
-              <w:t>Proyecto</w:t>
+              <w:rPr>
+                <w:b/>
+              </w:rPr>
+              <w:t>Capa</w:t>
             </w:r>
           </w:p>
         </w:tc>
@@ -969,7 +1272,10 @@
           </w:tcPr>
           <w:p>
             <w:r>
-              <w:t>Responsabilidad</w:t>
+              <w:rPr>
+                <w:b/>
+              </w:rPr>
+              <w:t>Tecnología</w:t>
             </w:r>
           </w:p>
         </w:tc>
@@ -981,7 +1287,7 @@
           </w:tcPr>
           <w:p>
             <w:r>
-              <w:t>GymTracker.Api</w:t>
+              <w:t>Backend</w:t>
             </w:r>
           </w:p>
         </w:tc>
@@ -991,7 +1297,7 @@
           </w:tcPr>
           <w:p>
             <w:r>
-              <w:t>REST, controllers, auth, Swagger</w:t>
+              <w:t>ASP.NET Core 8/9, C#</w:t>
             </w:r>
           </w:p>
         </w:tc>
@@ -1003,7 +1309,7 @@
           </w:tcPr>
           <w:p>
             <w:r>
-              <w:t>GymTracker.Application</w:t>
+              <w:t>Datos</w:t>
             </w:r>
           </w:p>
         </w:tc>
@@ -1013,7 +1319,7 @@
           </w:tcPr>
           <w:p>
             <w:r>
-              <w:t>Servicios, DTOs, casos de uso</w:t>
+              <w:t>EF Core, PostgreSQL</w:t>
             </w:r>
           </w:p>
         </w:tc>
@@ -1025,7 +1331,7 @@
           </w:tcPr>
           <w:p>
             <w:r>
-              <w:t>GymTracker.Domain</w:t>
+              <w:t>Auth</w:t>
             </w:r>
           </w:p>
         </w:tc>
@@ -1035,7 +1341,7 @@
           </w:tcPr>
           <w:p>
             <w:r>
-              <w:t>Entidades, reglas (sin deps externas)</w:t>
+              <w:t>ASP.NET Identity + Google</w:t>
             </w:r>
           </w:p>
         </w:tc>
@@ -1047,7 +1353,7 @@
           </w:tcPr>
           <w:p>
             <w:r>
-              <w:t>GymTracker.Infrastructure</w:t>
+              <w:t>Frontend</w:t>
             </w:r>
           </w:p>
         </w:tc>
@@ -1057,7 +1363,7 @@
           </w:tcPr>
           <w:p>
             <w:r>
-              <w:t>EF Core, Identity, DbContext</w:t>
+              <w:t>PWA — HTML/CSS/JS (evolución del index.html)</w:t>
             </w:r>
           </w:p>
         </w:tc>
@@ -1069,7 +1375,7 @@
           </w:tcPr>
           <w:p>
             <w:r>
-              <w:t>GymTracker.Frontend</w:t>
+              <w:t>DevOps</w:t>
             </w:r>
           </w:p>
         </w:tc>
@@ -1079,19 +1385,167 @@
           </w:tcPr>
           <w:p>
             <w:r>
-              <w:t>PWA — consume API</w:t>
+              <w:t>Docker, GitHub Actions, Azure</w:t>
             </w:r>
           </w:p>
         </w:tc>
       </w:tr>
     </w:tbl>
-    <w:p/>
+    <w:tbl>
+      <w:tblPr>
+        <w:tblStyle w:val="TableGrid"/>
+        <w:tblW w:type="auto" w:w="0"/>
+        <w:tblLook w:firstColumn="1" w:firstRow="1" w:lastColumn="0" w:lastRow="0" w:noHBand="0" w:noVBand="1" w:val="04A0"/>
+      </w:tblPr>
+      <w:tblGrid>
+        <w:gridCol w:w="4320"/>
+        <w:gridCol w:w="4320"/>
+      </w:tblGrid>
+      <w:tr>
+        <w:tc>
+          <w:tcPr>
+            <w:tcW w:type="dxa" w:w="4320"/>
+          </w:tcPr>
+          <w:p>
+            <w:r>
+              <w:rPr>
+                <w:b/>
+              </w:rPr>
+              <w:t>Proyecto</w:t>
+            </w:r>
+          </w:p>
+        </w:tc>
+        <w:tc>
+          <w:tcPr>
+            <w:tcW w:type="dxa" w:w="4320"/>
+          </w:tcPr>
+          <w:p>
+            <w:r>
+              <w:rPr>
+                <w:b/>
+              </w:rPr>
+              <w:t>Responsabilidad</w:t>
+            </w:r>
+          </w:p>
+        </w:tc>
+      </w:tr>
+      <w:tr>
+        <w:tc>
+          <w:tcPr>
+            <w:tcW w:type="dxa" w:w="4320"/>
+          </w:tcPr>
+          <w:p>
+            <w:r>
+              <w:t>GymTracker.Api</w:t>
+            </w:r>
+          </w:p>
+        </w:tc>
+        <w:tc>
+          <w:tcPr>
+            <w:tcW w:type="dxa" w:w="4320"/>
+          </w:tcPr>
+          <w:p>
+            <w:r>
+              <w:t>REST, controllers, auth, Swagger</w:t>
+            </w:r>
+          </w:p>
+        </w:tc>
+      </w:tr>
+      <w:tr>
+        <w:tc>
+          <w:tcPr>
+            <w:tcW w:type="dxa" w:w="4320"/>
+          </w:tcPr>
+          <w:p>
+            <w:r>
+              <w:t>GymTracker.Application</w:t>
+            </w:r>
+          </w:p>
+        </w:tc>
+        <w:tc>
+          <w:tcPr>
+            <w:tcW w:type="dxa" w:w="4320"/>
+          </w:tcPr>
+          <w:p>
+            <w:r>
+              <w:t>Servicios, DTOs, casos de uso</w:t>
+            </w:r>
+          </w:p>
+        </w:tc>
+      </w:tr>
+      <w:tr>
+        <w:tc>
+          <w:tcPr>
+            <w:tcW w:type="dxa" w:w="4320"/>
+          </w:tcPr>
+          <w:p>
+            <w:r>
+              <w:t>GymTracker.Domain</w:t>
+            </w:r>
+          </w:p>
+        </w:tc>
+        <w:tc>
+          <w:tcPr>
+            <w:tcW w:type="dxa" w:w="4320"/>
+          </w:tcPr>
+          <w:p>
+            <w:r>
+              <w:t>Entidades, reglas (sin deps externas)</w:t>
+            </w:r>
+          </w:p>
+        </w:tc>
+      </w:tr>
+      <w:tr>
+        <w:tc>
+          <w:tcPr>
+            <w:tcW w:type="dxa" w:w="4320"/>
+          </w:tcPr>
+          <w:p>
+            <w:r>
+              <w:t>GymTracker.Infrastructure</w:t>
+            </w:r>
+          </w:p>
+        </w:tc>
+        <w:tc>
+          <w:tcPr>
+            <w:tcW w:type="dxa" w:w="4320"/>
+          </w:tcPr>
+          <w:p>
+            <w:r>
+              <w:t>EF Core, Identity, DbContext</w:t>
+            </w:r>
+          </w:p>
+        </w:tc>
+      </w:tr>
+      <w:tr>
+        <w:tc>
+          <w:tcPr>
+            <w:tcW w:type="dxa" w:w="4320"/>
+          </w:tcPr>
+          <w:p>
+            <w:r>
+              <w:t>GymTracker.Frontend</w:t>
+            </w:r>
+          </w:p>
+        </w:tc>
+        <w:tc>
+          <w:tcPr>
+            <w:tcW w:type="dxa" w:w="4320"/>
+          </w:tcPr>
+          <w:p>
+            <w:r>
+              <w:t>PWA — consume API</w:t>
+            </w:r>
+          </w:p>
+        </w:tc>
+      </w:tr>
+    </w:tbl>
     <w:p>
       <w:pPr>
         <w:pStyle w:val="Heading2"/>
       </w:pPr>
       <w:r>
-        <w:t>3.2 Flujo</w:t>
+        <w:t>4.2 Flujo</w:t>
       </w:r>
     </w:p>
     <w:p>
@@ -1104,7 +1558,7 @@
         <w:pStyle w:val="Heading2"/>
       </w:pPr>
       <w:r>
-        <w:t>3.3 Diagramas</w:t>
+        <w:t>4.3 Diagramas</w:t>
       </w:r>
     </w:p>
     <w:p>
@@ -1113,16 +1567,11 @@
       </w:r>
     </w:p>
     <w:p>
-      <w:r>
-        <w:br w:type="page"/>
-      </w:r>
-    </w:p>
-    <w:p>
       <w:pPr>
         <w:pStyle w:val="Heading1"/>
       </w:pPr>
       <w:r>
-        <w:t>4. Modelo de dominio</w:t>
+        <w:t>5. Modelo de dominio</w:t>
       </w:r>
     </w:p>
     <w:p>
@@ -1130,7 +1579,7 @@
         <w:pStyle w:val="Heading2"/>
       </w:pPr>
       <w:r>
-        <w:t>4.1 Entidades</w:t>
+        <w:t>5.1 Entidades</w:t>
       </w:r>
     </w:p>
     <w:tbl>
@@ -1150,6 +1599,9 @@
           </w:tcPr>
           <w:p>
             <w:r>
+              <w:rPr>
+                <w:b/>
+              </w:rPr>
               <w:t>Entidad</w:t>
             </w:r>
           </w:p>
@@ -1160,6 +1612,9 @@
           </w:tcPr>
           <w:p>
             <w:r>
+              <w:rPr>
+                <w:b/>
+              </w:rPr>
               <w:t>Descripción</w:t>
             </w:r>
           </w:p>
@@ -1320,13 +1775,12 @@
         </w:tc>
       </w:tr>
     </w:tbl>
-    <w:p/>
     <w:p>
       <w:pPr>
         <w:pStyle w:val="Heading2"/>
       </w:pPr>
       <w:r>
-        <w:t>4.2 Reglas de negocio clave</w:t>
+        <w:t>5.2 Reglas de negocio clave</w:t>
       </w:r>
     </w:p>
     <w:p>
@@ -1390,7 +1844,177 @@
         <w:pStyle w:val="Heading2"/>
       </w:pPr>
       <w:r>
-        <w:t>4.3 Casos de uso por fase</w:t>
+        <w:t>5.3 Value Objects (implementados en Fase 1)</w:t>
+      </w:r>
+    </w:p>
+    <w:p>
+      <w:r>
+        <w:t>Las entidades nunca reciben primitivos donde existe una abstracción del dominio (ADR-010). Los tres Value Objects viven en GymTracker.Domain/ValueObjects y encapsulan sus invariantes:</w:t>
+      </w:r>
+    </w:p>
+    <w:tbl>
+      <w:tblPr>
+        <w:tblStyle w:val="TableGrid"/>
+        <w:tblW w:type="auto" w:w="0"/>
+        <w:tblLook w:firstColumn="1" w:firstRow="1" w:lastColumn="0" w:lastRow="0" w:noHBand="0" w:noVBand="1" w:val="04A0"/>
+      </w:tblPr>
+      <w:tblGrid>
+        <w:gridCol w:w="2880"/>
+        <w:gridCol w:w="2880"/>
+        <w:gridCol w:w="2880"/>
+      </w:tblGrid>
+      <w:tr>
+        <w:tc>
+          <w:tcPr>
+            <w:tcW w:type="dxa" w:w="2880"/>
+          </w:tcPr>
+          <w:p>
+            <w:r>
+              <w:rPr>
+                <w:b/>
+              </w:rPr>
+              <w:t>Value Object</w:t>
+            </w:r>
+          </w:p>
+        </w:tc>
+        <w:tc>
+          <w:tcPr>
+            <w:tcW w:type="dxa" w:w="2880"/>
+          </w:tcPr>
+          <w:p>
+            <w:r>
+              <w:rPr>
+                <w:b/>
+              </w:rPr>
+              <w:t>Invariante</w:t>
+            </w:r>
+          </w:p>
+        </w:tc>
+        <w:tc>
+          <w:tcPr>
+            <w:tcW w:type="dxa" w:w="2880"/>
+          </w:tcPr>
+          <w:p>
+            <w:r>
+              <w:rPr>
+                <w:b/>
+              </w:rPr>
+              <w:t>Dónde se usa</w:t>
+            </w:r>
+          </w:p>
+        </w:tc>
+      </w:tr>
+      <w:tr>
+        <w:tc>
+          <w:tcPr>
+            <w:tcW w:type="dxa" w:w="2880"/>
+          </w:tcPr>
+          <w:p>
+            <w:r>
+              <w:t>Name</w:t>
+            </w:r>
+          </w:p>
+        </w:tc>
+        <w:tc>
+          <w:tcPr>
+            <w:tcW w:type="dxa" w:w="2880"/>
+          </w:tcPr>
+          <w:p>
+            <w:r>
+              <w:t>No vacío; se recorta (trim)</w:t>
+            </w:r>
+          </w:p>
+        </w:tc>
+        <w:tc>
+          <w:tcPr>
+            <w:tcW w:type="dxa" w:w="2880"/>
+          </w:tcPr>
+          <w:p>
+            <w:r>
+              <w:t>Routine, WorkoutSession, SessionExercise, Workout (RoutineName/SessionName), WorkoutExercise, ExerciseCatalogEntry, ExerciseNote, UserExercisePreference, CompletedTrainingCycle, TrainingCycle.Complete()</w:t>
+            </w:r>
+          </w:p>
+        </w:tc>
+      </w:tr>
+      <w:tr>
+        <w:tc>
+          <w:tcPr>
+            <w:tcW w:type="dxa" w:w="2880"/>
+          </w:tcPr>
+          <w:p>
+            <w:r>
+              <w:t>Repetitions</w:t>
+            </w:r>
+          </w:p>
+        </w:tc>
+        <w:tc>
+          <w:tcPr>
+            <w:tcW w:type="dxa" w:w="2880"/>
+          </w:tcPr>
+          <w:p>
+            <w:r>
+              <w:t>&gt;= 0</w:t>
+            </w:r>
+          </w:p>
+        </w:tc>
+        <w:tc>
+          <w:tcPr>
+            <w:tcW w:type="dxa" w:w="2880"/>
+          </w:tcPr>
+          <w:p>
+            <w:r>
+              <w:t>WorkoutSet.Reps, WorkoutExercise.AddSet()</w:t>
+            </w:r>
+          </w:p>
+        </w:tc>
+      </w:tr>
+      <w:tr>
+        <w:tc>
+          <w:tcPr>
+            <w:tcW w:type="dxa" w:w="2880"/>
+          </w:tcPr>
+          <w:p>
+            <w:r>
+              <w:t>Weight</w:t>
+            </w:r>
+          </w:p>
+        </w:tc>
+        <w:tc>
+          <w:tcPr>
+            <w:tcW w:type="dxa" w:w="2880"/>
+          </w:tcPr>
+          <w:p>
+            <w:r>
+              <w:t>&gt;= 0 (decimal, kg)</w:t>
+            </w:r>
+          </w:p>
+        </w:tc>
+        <w:tc>
+          <w:tcPr>
+            <w:tcW w:type="dxa" w:w="2880"/>
+          </w:tcPr>
+          <w:p>
+            <w:r>
+              <w:t>WorkoutSet.Weight, WorkoutExercise.AddSet()</w:t>
+            </w:r>
+          </w:p>
+        </w:tc>
+      </w:tr>
+    </w:tbl>
+    <w:p>
+      <w:r>
+        <w:rPr>
+          <w:i/>
+        </w:rPr>
+        <w:t>Nota EF Core (Fase 2): los VOs se mapean con value converters; las columnas de BD siguen siendo primitivas (string/int/decimal), por lo que el diccionario de datos de la sección 6.3 no cambia. Los métodos públicos de las entidades reciben VOs; los internal de wiring (Renumber, SetXxxId) siguen primitivos (ADR-018).</w:t>
+      </w:r>
+    </w:p>
+    <w:p>
+      <w:pPr>
+        <w:pStyle w:val="Heading2"/>
+      </w:pPr>
+      <w:r>
+        <w:t>5.4 Casos de uso por fase</w:t>
       </w:r>
     </w:p>
     <w:tbl>
@@ -1410,6 +2034,9 @@
           </w:tcPr>
           <w:p>
             <w:r>
+              <w:rPr>
+                <w:b/>
+              </w:rPr>
               <w:t>Fase</w:t>
             </w:r>
           </w:p>
@@ -1420,6 +2047,9 @@
           </w:tcPr>
           <w:p>
             <w:r>
+              <w:rPr>
+                <w:b/>
+              </w:rPr>
               <w:t>Casos de uso</w:t>
             </w:r>
           </w:p>
@@ -1558,18 +2188,12 @@
         </w:tc>
       </w:tr>
     </w:tbl>
-    <w:p/>
-    <w:p>
-      <w:r>
-        <w:br w:type="page"/>
-      </w:r>
-    </w:p>
     <w:p>
       <w:pPr>
         <w:pStyle w:val="Heading1"/>
       </w:pPr>
       <w:r>
-        <w:t>5. Diseño de base de datos</w:t>
+        <w:t>6. Diseño de base de datos (PostgreSQL)</w:t>
       </w:r>
     </w:p>
     <w:p>
@@ -1577,7 +2201,7 @@
         <w:pStyle w:val="Heading2"/>
       </w:pPr>
       <w:r>
-        <w:t>5.1 Objetivos, alcance y criterios</w:t>
+        <w:t>6.1 Objetivos, alcance y criterios</w:t>
       </w:r>
     </w:p>
     <w:p>
@@ -1617,7 +2241,7 @@
         <w:pStyle w:val="ListBullet"/>
       </w:pPr>
       <w:r>
-        <w:t>Modelo extensible sin reescrituras (ver sección 5.10)</w:t>
+        <w:t>Modelo extensible sin reescrituras (ver sección 6.9)</w:t>
       </w:r>
     </w:p>
     <w:p>
@@ -1633,302 +2257,37 @@
         <w:pStyle w:val="Heading2"/>
       </w:pPr>
       <w:r>
-        <w:t>5.2 Por qué migrar de Firebase JSON a PostgreSQL</w:t>
-      </w:r>
-    </w:p>
-    <w:tbl>
-      <w:tblPr>
-        <w:tblStyle w:val="TableGrid"/>
-        <w:tblW w:type="auto" w:w="0"/>
-        <w:tblLook w:firstColumn="1" w:firstRow="1" w:lastColumn="0" w:lastRow="0" w:noHBand="0" w:noVBand="1" w:val="04A0"/>
-      </w:tblPr>
-      <w:tblGrid>
-        <w:gridCol w:w="2880"/>
-        <w:gridCol w:w="2880"/>
-        <w:gridCol w:w="2880"/>
-      </w:tblGrid>
-      <w:tr>
-        <w:tc>
-          <w:tcPr>
-            <w:tcW w:type="dxa" w:w="2880"/>
-          </w:tcPr>
-          <w:p>
-            <w:r>
-              <w:t>Problema del modelo actual</w:t>
-            </w:r>
-          </w:p>
-        </w:tc>
-        <w:tc>
-          <w:tcPr>
-            <w:tcW w:type="dxa" w:w="2880"/>
-          </w:tcPr>
-          <w:p>
-            <w:r>
-              <w:t>Impacto en ASP.NET</w:t>
-            </w:r>
-          </w:p>
-        </w:tc>
-        <w:tc>
-          <w:tcPr>
-            <w:tcW w:type="dxa" w:w="2880"/>
-          </w:tcPr>
-          <w:p>
-            <w:r>
-              <w:t>Solución relacional</w:t>
-            </w:r>
-          </w:p>
-        </w:tc>
-      </w:tr>
-      <w:tr>
-        <w:tc>
-          <w:tcPr>
-            <w:tcW w:type="dxa" w:w="2880"/>
-          </w:tcPr>
-          <w:p>
-            <w:r>
-              <w:t>Documento monolítico por usuario</w:t>
-            </w:r>
-          </w:p>
-        </w:tc>
-        <w:tc>
-          <w:tcPr>
-            <w:tcW w:type="dxa" w:w="2880"/>
-          </w:tcPr>
-          <w:p>
-            <w:r>
-              <w:t>Carga/guarda todo aunque solo cambie una rutina</w:t>
-            </w:r>
-          </w:p>
-        </w:tc>
-        <w:tc>
-          <w:tcPr>
-            <w:tcW w:type="dxa" w:w="2880"/>
-          </w:tcPr>
-          <w:p>
-            <w:r>
-              <w:t>Tablas normalizadas; updates parciales</w:t>
-            </w:r>
-          </w:p>
-        </w:tc>
-      </w:tr>
-      <w:tr>
-        <w:tc>
-          <w:tcPr>
-            <w:tcW w:type="dxa" w:w="2880"/>
-          </w:tcPr>
-          <w:p>
-            <w:r>
-              <w:t>routineIndex en activeCycle</w:t>
-            </w:r>
-          </w:p>
-        </w:tc>
-        <w:tc>
-          <w:tcPr>
-            <w:tcW w:type="dxa" w:w="2880"/>
-          </w:tcPr>
-          <w:p>
-            <w:r>
-              <w:t>Se rompe al borrar/reordenar rutinas</w:t>
-            </w:r>
-          </w:p>
-        </w:tc>
-        <w:tc>
-          <w:tcPr>
-            <w:tcW w:type="dxa" w:w="2880"/>
-          </w:tcPr>
-          <w:p>
-            <w:r>
-              <w:t>TrainingCycle.RoutineId (Guid FK)</w:t>
-            </w:r>
-          </w:p>
-        </w:tc>
-      </w:tr>
-      <w:tr>
-        <w:tc>
-          <w:tcPr>
-            <w:tcW w:type="dxa" w:w="2880"/>
-          </w:tcPr>
-          <w:p>
-            <w:r>
-              <w:t>history mezclado con plan</w:t>
-            </w:r>
-          </w:p>
-        </w:tc>
-        <w:tc>
-          <w:tcPr>
-            <w:tcW w:type="dxa" w:w="2880"/>
-          </w:tcPr>
-          <w:p>
-            <w:r>
-              <w:t>No se pueden indexar fechas ni filtrar en SQL</w:t>
-            </w:r>
-          </w:p>
-        </w:tc>
-        <w:tc>
-          <w:tcPr>
-            <w:tcW w:type="dxa" w:w="2880"/>
-          </w:tcPr>
-          <w:p>
-            <w:r>
-              <w:t>Workouts + índice (UserId, WorkoutDate)</w:t>
-            </w:r>
-          </w:p>
-        </w:tc>
-      </w:tr>
-      <w:tr>
-        <w:tc>
-          <w:tcPr>
-            <w:tcW w:type="dxa" w:w="2880"/>
-          </w:tcPr>
-          <w:p>
-            <w:r>
-              <w:t>exerciseTypes global en JSON</w:t>
-            </w:r>
-          </w:p>
-        </w:tc>
-        <w:tc>
-          <w:tcPr>
-            <w:tcW w:type="dxa" w:w="2880"/>
-          </w:tcPr>
-          <w:p>
-            <w:r>
-              <w:t>Difícil consultar catálogo compartido</w:t>
-            </w:r>
-          </w:p>
-        </w:tc>
-        <w:tc>
-          <w:tcPr>
-            <w:tcW w:type="dxa" w:w="2880"/>
-          </w:tcPr>
-          <w:p>
-            <w:r>
-              <w:t>ExerciseCatalogEntries + seed</w:t>
-            </w:r>
-          </w:p>
-        </w:tc>
-      </w:tr>
-      <w:tr>
-        <w:tc>
-          <w:tcPr>
-            <w:tcW w:type="dxa" w:w="2880"/>
-          </w:tcPr>
-          <w:p>
-            <w:r>
-              <w:t>Sin integridad referencial</w:t>
-            </w:r>
-          </w:p>
-        </w:tc>
-        <w:tc>
-          <w:tcPr>
-            <w:tcW w:type="dxa" w:w="2880"/>
-          </w:tcPr>
-          <w:p>
-            <w:r>
-              <w:t>Datos huérfanos posibles</w:t>
-            </w:r>
-          </w:p>
-        </w:tc>
-        <w:tc>
-          <w:tcPr>
-            <w:tcW w:type="dxa" w:w="2880"/>
-          </w:tcPr>
-          <w:p>
-            <w:r>
-              <w:t>FK + ON DELETE definido por tabla</w:t>
-            </w:r>
-          </w:p>
-        </w:tc>
-      </w:tr>
-      <w:tr>
-        <w:tc>
-          <w:tcPr>
-            <w:tcW w:type="dxa" w:w="2880"/>
-          </w:tcPr>
-          <w:p>
-            <w:r>
-              <w:t>Conflictos lastUpdate</w:t>
-            </w:r>
-          </w:p>
-        </w:tc>
-        <w:tc>
-          <w:tcPr>
-            <w:tcW w:type="dxa" w:w="2880"/>
-          </w:tcPr>
-          <w:p>
-            <w:r>
-              <w:t>Lógica de sync en cliente</w:t>
-            </w:r>
-          </w:p>
-        </w:tc>
-        <w:tc>
-          <w:tcPr>
-            <w:tcW w:type="dxa" w:w="2880"/>
-          </w:tcPr>
-          <w:p>
-            <w:r>
-              <w:t>Server authoritative + timestamps en BD</w:t>
-            </w:r>
-          </w:p>
-        </w:tc>
-      </w:tr>
-      <w:tr>
-        <w:tc>
-          <w:tcPr>
-            <w:tcW w:type="dxa" w:w="2880"/>
-          </w:tcPr>
-          <w:p>
-            <w:r>
-              <w:t>Gráficos calculados en JS</w:t>
-            </w:r>
-          </w:p>
-        </w:tc>
-        <w:tc>
-          <w:tcPr>
-            <w:tcW w:type="dxa" w:w="2880"/>
-          </w:tcPr>
-          <w:p>
-            <w:r>
-              <w:t>No escala con mucho historial</w:t>
-            </w:r>
-          </w:p>
-        </w:tc>
-        <w:tc>
-          <w:tcPr>
-            <w:tcW w:type="dxa" w:w="2880"/>
-          </w:tcPr>
-          <w:p>
-            <w:r>
-              <w:t>Queries SQL + paginación en API</w:t>
-            </w:r>
-          </w:p>
-        </w:tc>
-      </w:tr>
-    </w:tbl>
-    <w:p/>
-    <w:p>
-      <w:pPr>
-        <w:pStyle w:val="Heading2"/>
-      </w:pPr>
-      <w:r>
-        <w:t>5.3 Modelo relacional</w:t>
+        <w:t>6.2 Modelo relacional</w:t>
       </w:r>
     </w:p>
     <w:p>
+      <w:pPr>
+        <w:pStyle w:val="ListBullet"/>
+      </w:pPr>
       <w:r>
         <w:t>ApplicationUser → Routines → WorkoutSessions → SessionExercises</w:t>
       </w:r>
     </w:p>
     <w:p>
+      <w:pPr>
+        <w:pStyle w:val="ListBullet"/>
+      </w:pPr>
       <w:r>
         <w:t>ApplicationUser → Workouts → WorkoutExercises → WorkoutSets</w:t>
       </w:r>
     </w:p>
     <w:p>
+      <w:pPr>
+        <w:pStyle w:val="ListBullet"/>
+      </w:pPr>
       <w:r>
         <w:t>ApplicationUser → TrainingCycle (0..1) | CompletedTrainingCycles | UserSettings | ExerciseNotes | UserExercisePreferences</w:t>
       </w:r>
     </w:p>
     <w:p>
+      <w:pPr>
+        <w:pStyle w:val="ListBullet"/>
+      </w:pPr>
       <w:r>
         <w:t>ExerciseCatalogEntries (seed global, sin UserId)</w:t>
       </w:r>
@@ -1938,7 +2297,7 @@
         <w:pStyle w:val="Heading2"/>
       </w:pPr>
       <w:r>
-        <w:t>5.4 Diccionario de datos</w:t>
+        <w:t>6.3 Diccionario de datos</w:t>
       </w:r>
     </w:p>
     <w:p>
@@ -1967,6 +2326,9 @@
           </w:tcPr>
           <w:p>
             <w:r>
+              <w:rPr>
+                <w:b/>
+              </w:rPr>
               <w:t>Campo</w:t>
             </w:r>
           </w:p>
@@ -1977,6 +2339,9 @@
           </w:tcPr>
           <w:p>
             <w:r>
+              <w:rPr>
+                <w:b/>
+              </w:rPr>
               <w:t>Tipo</w:t>
             </w:r>
           </w:p>
@@ -1987,6 +2352,9 @@
           </w:tcPr>
           <w:p>
             <w:r>
+              <w:rPr>
+                <w:b/>
+              </w:rPr>
               <w:t>Notas</w:t>
             </w:r>
           </w:p>
@@ -2089,7 +2457,6 @@
         </w:tc>
       </w:tr>
     </w:tbl>
-    <w:p/>
     <w:p>
       <w:pPr>
         <w:pStyle w:val="Heading3"/>
@@ -2116,6 +2483,9 @@
           </w:tcPr>
           <w:p>
             <w:r>
+              <w:rPr>
+                <w:b/>
+              </w:rPr>
               <w:t>Campo</w:t>
             </w:r>
           </w:p>
@@ -2126,6 +2496,9 @@
           </w:tcPr>
           <w:p>
             <w:r>
+              <w:rPr>
+                <w:b/>
+              </w:rPr>
               <w:t>Tipo</w:t>
             </w:r>
           </w:p>
@@ -2136,6 +2509,9 @@
           </w:tcPr>
           <w:p>
             <w:r>
+              <w:rPr>
+                <w:b/>
+              </w:rPr>
               <w:t>Notas</w:t>
             </w:r>
           </w:p>
@@ -2296,7 +2672,6 @@
         </w:tc>
       </w:tr>
     </w:tbl>
-    <w:p/>
     <w:p>
       <w:pPr>
         <w:pStyle w:val="Heading3"/>
@@ -2323,6 +2698,9 @@
           </w:tcPr>
           <w:p>
             <w:r>
+              <w:rPr>
+                <w:b/>
+              </w:rPr>
               <w:t>Campo</w:t>
             </w:r>
           </w:p>
@@ -2333,6 +2711,9 @@
           </w:tcPr>
           <w:p>
             <w:r>
+              <w:rPr>
+                <w:b/>
+              </w:rPr>
               <w:t>Tipo</w:t>
             </w:r>
           </w:p>
@@ -2343,6 +2724,9 @@
           </w:tcPr>
           <w:p>
             <w:r>
+              <w:rPr>
+                <w:b/>
+              </w:rPr>
               <w:t>Notas</w:t>
             </w:r>
           </w:p>
@@ -2473,7 +2857,6 @@
         </w:tc>
       </w:tr>
     </w:tbl>
-    <w:p/>
     <w:p>
       <w:pPr>
         <w:pStyle w:val="Heading3"/>
@@ -2500,6 +2883,9 @@
           </w:tcPr>
           <w:p>
             <w:r>
+              <w:rPr>
+                <w:b/>
+              </w:rPr>
               <w:t>Campo</w:t>
             </w:r>
           </w:p>
@@ -2510,6 +2896,9 @@
           </w:tcPr>
           <w:p>
             <w:r>
+              <w:rPr>
+                <w:b/>
+              </w:rPr>
               <w:t>Tipo</w:t>
             </w:r>
           </w:p>
@@ -2520,6 +2909,9 @@
           </w:tcPr>
           <w:p>
             <w:r>
+              <w:rPr>
+                <w:b/>
+              </w:rPr>
               <w:t>Notas</w:t>
             </w:r>
           </w:p>
@@ -2716,7 +3108,6 @@
         </w:tc>
       </w:tr>
     </w:tbl>
-    <w:p/>
     <w:p>
       <w:pPr>
         <w:pStyle w:val="Heading3"/>
@@ -2742,6 +3133,9 @@
           </w:tcPr>
           <w:p>
             <w:r>
+              <w:rPr>
+                <w:b/>
+              </w:rPr>
               <w:t>Tabla</w:t>
             </w:r>
           </w:p>
@@ -2752,6 +3146,9 @@
           </w:tcPr>
           <w:p>
             <w:r>
+              <w:rPr>
+                <w:b/>
+              </w:rPr>
               <w:t>Campos clave</w:t>
             </w:r>
           </w:p>
@@ -2824,7 +3221,6 @@
         </w:tc>
       </w:tr>
     </w:tbl>
-    <w:p/>
     <w:p>
       <w:pPr>
         <w:pStyle w:val="Heading3"/>
@@ -2850,6 +3246,9 @@
           </w:tcPr>
           <w:p>
             <w:r>
+              <w:rPr>
+                <w:b/>
+              </w:rPr>
               <w:t>Tabla</w:t>
             </w:r>
           </w:p>
@@ -2860,6 +3259,9 @@
           </w:tcPr>
           <w:p>
             <w:r>
+              <w:rPr>
+                <w:b/>
+              </w:rPr>
               <w:t>Campos clave</w:t>
             </w:r>
           </w:p>
@@ -2998,13 +3400,20 @@
         </w:tc>
       </w:tr>
     </w:tbl>
-    <w:p/>
+    <w:p>
+      <w:r>
+        <w:rPr>
+          <w:i/>
+        </w:rPr>
+        <w:t>Nota de implementación: ExerciseNote y UserExercisePreference usan Guid Id (base Entity) + índice único (UserId, ExerciseName) en lugar de la PK compuesta del diccionario (ADR-011).</w:t>
+      </w:r>
+    </w:p>
     <w:p>
       <w:pPr>
         <w:pStyle w:val="Heading2"/>
       </w:pPr>
       <w:r>
-        <w:t>5.5 Mapeo Firebase → PostgreSQL</w:t>
+        <w:t>6.4 Mapeo Firebase → PostgreSQL</w:t>
       </w:r>
     </w:p>
     <w:tbl>
@@ -3025,6 +3434,9 @@
           </w:tcPr>
           <w:p>
             <w:r>
+              <w:rPr>
+                <w:b/>
+              </w:rPr>
               <w:t>Firebase (index.html)</w:t>
             </w:r>
           </w:p>
@@ -3035,6 +3447,9 @@
           </w:tcPr>
           <w:p>
             <w:r>
+              <w:rPr>
+                <w:b/>
+              </w:rPr>
               <w:t>PostgreSQL</w:t>
             </w:r>
           </w:p>
@@ -3045,6 +3460,9 @@
           </w:tcPr>
           <w:p>
             <w:r>
+              <w:rPr>
+                <w:b/>
+              </w:rPr>
               <w:t>Notas</w:t>
             </w:r>
           </w:p>
@@ -3397,13 +3815,12 @@
         </w:tc>
       </w:tr>
     </w:tbl>
-    <w:p/>
     <w:p>
       <w:pPr>
         <w:pStyle w:val="Heading2"/>
       </w:pPr>
       <w:r>
-        <w:t>5.6 Índices</w:t>
+        <w:t>6.5 Índices</w:t>
       </w:r>
     </w:p>
     <w:tbl>
@@ -3424,6 +3841,9 @@
           </w:tcPr>
           <w:p>
             <w:r>
+              <w:rPr>
+                <w:b/>
+              </w:rPr>
               <w:t>Tabla</w:t>
             </w:r>
           </w:p>
@@ -3434,6 +3854,9 @@
           </w:tcPr>
           <w:p>
             <w:r>
+              <w:rPr>
+                <w:b/>
+              </w:rPr>
               <w:t>Índice</w:t>
             </w:r>
           </w:p>
@@ -3444,6 +3867,9 @@
           </w:tcPr>
           <w:p>
             <w:r>
+              <w:rPr>
+                <w:b/>
+              </w:rPr>
               <w:t>Motivo</w:t>
             </w:r>
           </w:p>
@@ -3706,13 +4132,12 @@
         </w:tc>
       </w:tr>
     </w:tbl>
-    <w:p/>
     <w:p>
       <w:pPr>
         <w:pStyle w:val="Heading2"/>
       </w:pPr>
       <w:r>
-        <w:t>5.7 Restricciones</w:t>
+        <w:t>6.6 Restricciones</w:t>
       </w:r>
     </w:p>
     <w:tbl>
@@ -3733,6 +4158,9 @@
           </w:tcPr>
           <w:p>
             <w:r>
+              <w:rPr>
+                <w:b/>
+              </w:rPr>
               <w:t>Tipo</w:t>
             </w:r>
           </w:p>
@@ -3743,6 +4171,9 @@
           </w:tcPr>
           <w:p>
             <w:r>
+              <w:rPr>
+                <w:b/>
+              </w:rPr>
               <w:t>Ejemplo</w:t>
             </w:r>
           </w:p>
@@ -3753,6 +4184,9 @@
           </w:tcPr>
           <w:p>
             <w:r>
+              <w:rPr>
+                <w:b/>
+              </w:rPr>
               <w:t>Motivo</w:t>
             </w:r>
           </w:p>
@@ -4015,13 +4449,12 @@
         </w:tc>
       </w:tr>
     </w:tbl>
-    <w:p/>
     <w:p>
       <w:pPr>
         <w:pStyle w:val="Heading2"/>
       </w:pPr>
       <w:r>
-        <w:t>5.8 Normalización</w:t>
+        <w:t>6.7 Normalización</w:t>
       </w:r>
     </w:p>
     <w:p>
@@ -4069,7 +4502,7 @@
         <w:pStyle w:val="Heading2"/>
       </w:pPr>
       <w:r>
-        <w:t>5.9 Preparación para EF Core</w:t>
+        <w:t>6.8 Preparación para EF Core</w:t>
       </w:r>
     </w:p>
     <w:tbl>
@@ -4089,6 +4522,9 @@
           </w:tcPr>
           <w:p>
             <w:r>
+              <w:rPr>
+                <w:b/>
+              </w:rPr>
               <w:t>Elemento</w:t>
             </w:r>
           </w:p>
@@ -4099,6 +4535,9 @@
           </w:tcPr>
           <w:p>
             <w:r>
+              <w:rPr>
+                <w:b/>
+              </w:rPr>
               <w:t>Implementación</w:t>
             </w:r>
           </w:p>
@@ -4259,13 +4698,12 @@
         </w:tc>
       </w:tr>
     </w:tbl>
-    <w:p/>
     <w:p>
       <w:pPr>
         <w:pStyle w:val="Heading2"/>
       </w:pPr>
       <w:r>
-        <w:t>5.10 Extensibilidad futura (sin romper el modelo)</w:t>
+        <w:t>6.9 Extensibilidad futura (sin romper el modelo)</w:t>
       </w:r>
     </w:p>
     <w:tbl>
@@ -4285,6 +4723,9 @@
           </w:tcPr>
           <w:p>
             <w:r>
+              <w:rPr>
+                <w:b/>
+              </w:rPr>
               <w:t>Feature futuro</w:t>
             </w:r>
           </w:p>
@@ -4295,6 +4736,9 @@
           </w:tcPr>
           <w:p>
             <w:r>
+              <w:rPr>
+                <w:b/>
+              </w:rPr>
               <w:t>Cómo encaja</w:t>
             </w:r>
           </w:p>
@@ -4455,13 +4899,17 @@
         </w:tc>
       </w:tr>
     </w:tbl>
-    <w:p/>
     <w:p>
       <w:pPr>
-        <w:pStyle w:val="Heading2"/>
+        <w:pStyle w:val="Heading1"/>
       </w:pPr>
       <w:r>
-        <w:t>5.11 ADRs</w:t>
+        <w:t>7. Registro de decisiones (ADR)</w:t>
+      </w:r>
+    </w:p>
+    <w:p>
+      <w:r>
+        <w:t>Registro único y completo de decisiones (ADR-001 a ADR-027). Estado: «Implementado» = ya reflejado en código; «Aceptado» = decisión tomada que se implementará en la fase indicada.</w:t>
       </w:r>
     </w:p>
     <w:tbl>
@@ -4471,38 +4919,61 @@
         <w:tblLook w:firstColumn="1" w:firstRow="1" w:lastColumn="0" w:lastRow="0" w:noHBand="0" w:noVBand="1" w:val="04A0"/>
       </w:tblPr>
       <w:tblGrid>
-        <w:gridCol w:w="2880"/>
-        <w:gridCol w:w="2880"/>
-        <w:gridCol w:w="2880"/>
+        <w:gridCol w:w="2160"/>
+        <w:gridCol w:w="2160"/>
+        <w:gridCol w:w="2160"/>
+        <w:gridCol w:w="2160"/>
       </w:tblGrid>
       <w:tr>
         <w:tc>
           <w:tcPr>
-            <w:tcW w:type="dxa" w:w="2880"/>
-          </w:tcPr>
-          <w:p>
-            <w:r>
+            <w:tcW w:type="dxa" w:w="2160"/>
+          </w:tcPr>
+          <w:p>
+            <w:r>
+              <w:rPr>
+                <w:b/>
+              </w:rPr>
               <w:t>ID</w:t>
             </w:r>
           </w:p>
         </w:tc>
         <w:tc>
           <w:tcPr>
-            <w:tcW w:type="dxa" w:w="2880"/>
-          </w:tcPr>
-          <w:p>
-            <w:r>
+            <w:tcW w:type="dxa" w:w="2160"/>
+          </w:tcPr>
+          <w:p>
+            <w:r>
+              <w:rPr>
+                <w:b/>
+              </w:rPr>
               <w:t>Decisión</w:t>
             </w:r>
           </w:p>
         </w:tc>
         <w:tc>
           <w:tcPr>
-            <w:tcW w:type="dxa" w:w="2880"/>
-          </w:tcPr>
-          <w:p>
-            <w:r>
+            <w:tcW w:type="dxa" w:w="2160"/>
+          </w:tcPr>
+          <w:p>
+            <w:r>
+              <w:rPr>
+                <w:b/>
+              </w:rPr>
               <w:t>Motivo</w:t>
+            </w:r>
+          </w:p>
+        </w:tc>
+        <w:tc>
+          <w:tcPr>
+            <w:tcW w:type="dxa" w:w="2160"/>
+          </w:tcPr>
+          <w:p>
+            <w:r>
+              <w:rPr>
+                <w:b/>
+              </w:rPr>
+              <w:t>Estado</w:t>
             </w:r>
           </w:p>
         </w:tc>
@@ -4510,7 +4981,7 @@
       <w:tr>
         <w:tc>
           <w:tcPr>
-            <w:tcW w:type="dxa" w:w="2880"/>
+            <w:tcW w:type="dxa" w:w="2160"/>
           </w:tcPr>
           <w:p>
             <w:r>
@@ -4520,7 +4991,7 @@
         </w:tc>
         <w:tc>
           <w:tcPr>
-            <w:tcW w:type="dxa" w:w="2880"/>
+            <w:tcW w:type="dxa" w:w="2160"/>
           </w:tcPr>
           <w:p>
             <w:r>
@@ -4530,11 +5001,21 @@
         </w:tc>
         <w:tc>
           <w:tcPr>
-            <w:tcW w:type="dxa" w:w="2880"/>
+            <w:tcW w:type="dxa" w:w="2160"/>
           </w:tcPr>
           <w:p>
             <w:r>
               <w:t>Mantenibilidad sin over-engineering</w:t>
+            </w:r>
+          </w:p>
+        </w:tc>
+        <w:tc>
+          <w:tcPr>
+            <w:tcW w:type="dxa" w:w="2160"/>
+          </w:tcPr>
+          <w:p>
+            <w:r>
+              <w:t>Implementado</w:t>
             </w:r>
           </w:p>
         </w:tc>
@@ -4542,7 +5023,7 @@
       <w:tr>
         <w:tc>
           <w:tcPr>
-            <w:tcW w:type="dxa" w:w="2880"/>
+            <w:tcW w:type="dxa" w:w="2160"/>
           </w:tcPr>
           <w:p>
             <w:r>
@@ -4552,7 +5033,7 @@
         </w:tc>
         <w:tc>
           <w:tcPr>
-            <w:tcW w:type="dxa" w:w="2880"/>
+            <w:tcW w:type="dxa" w:w="2160"/>
           </w:tcPr>
           <w:p>
             <w:r>
@@ -4562,11 +5043,21 @@
         </w:tc>
         <w:tc>
           <w:tcPr>
-            <w:tcW w:type="dxa" w:w="2880"/>
+            <w:tcW w:type="dxa" w:w="2160"/>
           </w:tcPr>
           <w:p>
             <w:r>
               <w:t>Igual que app actual</w:t>
+            </w:r>
+          </w:p>
+        </w:tc>
+        <w:tc>
+          <w:tcPr>
+            <w:tcW w:type="dxa" w:w="2160"/>
+          </w:tcPr>
+          <w:p>
+            <w:r>
+              <w:t>Aceptado (Fase 2–3)</w:t>
             </w:r>
           </w:p>
         </w:tc>
@@ -4574,7 +5065,7 @@
       <w:tr>
         <w:tc>
           <w:tcPr>
-            <w:tcW w:type="dxa" w:w="2880"/>
+            <w:tcW w:type="dxa" w:w="2160"/>
           </w:tcPr>
           <w:p>
             <w:r>
@@ -4584,7 +5075,7 @@
         </w:tc>
         <w:tc>
           <w:tcPr>
-            <w:tcW w:type="dxa" w:w="2880"/>
+            <w:tcW w:type="dxa" w:w="2160"/>
           </w:tcPr>
           <w:p>
             <w:r>
@@ -4594,11 +5085,21 @@
         </w:tc>
         <w:tc>
           <w:tcPr>
-            <w:tcW w:type="dxa" w:w="2880"/>
+            <w:tcW w:type="dxa" w:w="2160"/>
           </w:tcPr>
           <w:p>
             <w:r>
               <w:t>EF Core + Azure</w:t>
+            </w:r>
+          </w:p>
+        </w:tc>
+        <w:tc>
+          <w:tcPr>
+            <w:tcW w:type="dxa" w:w="2160"/>
+          </w:tcPr>
+          <w:p>
+            <w:r>
+              <w:t>Aceptado (Fase 2)</w:t>
             </w:r>
           </w:p>
         </w:tc>
@@ -4606,7 +5107,7 @@
       <w:tr>
         <w:tc>
           <w:tcPr>
-            <w:tcW w:type="dxa" w:w="2880"/>
+            <w:tcW w:type="dxa" w:w="2160"/>
           </w:tcPr>
           <w:p>
             <w:r>
@@ -4616,7 +5117,7 @@
         </w:tc>
         <w:tc>
           <w:tcPr>
-            <w:tcW w:type="dxa" w:w="2880"/>
+            <w:tcW w:type="dxa" w:w="2160"/>
           </w:tcPr>
           <w:p>
             <w:r>
@@ -4626,11 +5127,21 @@
         </w:tc>
         <w:tc>
           <w:tcPr>
-            <w:tcW w:type="dxa" w:w="2880"/>
+            <w:tcW w:type="dxa" w:w="2160"/>
           </w:tcPr>
           <w:p>
             <w:r>
               <w:t>Historial estable</w:t>
+            </w:r>
+          </w:p>
+        </w:tc>
+        <w:tc>
+          <w:tcPr>
+            <w:tcW w:type="dxa" w:w="2160"/>
+          </w:tcPr>
+          <w:p>
+            <w:r>
+              <w:t>Implementado</w:t>
             </w:r>
           </w:p>
         </w:tc>
@@ -4638,7 +5149,7 @@
       <w:tr>
         <w:tc>
           <w:tcPr>
-            <w:tcW w:type="dxa" w:w="2880"/>
+            <w:tcW w:type="dxa" w:w="2160"/>
           </w:tcPr>
           <w:p>
             <w:r>
@@ -4648,7 +5159,7 @@
         </w:tc>
         <w:tc>
           <w:tcPr>
-            <w:tcW w:type="dxa" w:w="2880"/>
+            <w:tcW w:type="dxa" w:w="2160"/>
           </w:tcPr>
           <w:p>
             <w:r>
@@ -4658,11 +5169,21 @@
         </w:tc>
         <w:tc>
           <w:tcPr>
-            <w:tcW w:type="dxa" w:w="2880"/>
+            <w:tcW w:type="dxa" w:w="2160"/>
           </w:tcPr>
           <w:p>
             <w:r>
               <w:t>Una fuente de verdad</w:t>
+            </w:r>
+          </w:p>
+        </w:tc>
+        <w:tc>
+          <w:tcPr>
+            <w:tcW w:type="dxa" w:w="2160"/>
+          </w:tcPr>
+          <w:p>
+            <w:r>
+              <w:t>Implementado</w:t>
             </w:r>
           </w:p>
         </w:tc>
@@ -4670,7 +5191,7 @@
       <w:tr>
         <w:tc>
           <w:tcPr>
-            <w:tcW w:type="dxa" w:w="2880"/>
+            <w:tcW w:type="dxa" w:w="2160"/>
           </w:tcPr>
           <w:p>
             <w:r>
@@ -4680,7 +5201,7 @@
         </w:tc>
         <w:tc>
           <w:tcPr>
-            <w:tcW w:type="dxa" w:w="2880"/>
+            <w:tcW w:type="dxa" w:w="2160"/>
           </w:tcPr>
           <w:p>
             <w:r>
@@ -4690,11 +5211,21 @@
         </w:tc>
         <w:tc>
           <w:tcPr>
-            <w:tcW w:type="dxa" w:w="2880"/>
+            <w:tcW w:type="dxa" w:w="2160"/>
           </w:tcPr>
           <w:p>
             <w:r>
               <w:t>Paridad con index.html</w:t>
+            </w:r>
+          </w:p>
+        </w:tc>
+        <w:tc>
+          <w:tcPr>
+            <w:tcW w:type="dxa" w:w="2160"/>
+          </w:tcPr>
+          <w:p>
+            <w:r>
+              <w:t>Implementado</w:t>
             </w:r>
           </w:p>
         </w:tc>
@@ -4702,7 +5233,7 @@
       <w:tr>
         <w:tc>
           <w:tcPr>
-            <w:tcW w:type="dxa" w:w="2880"/>
+            <w:tcW w:type="dxa" w:w="2160"/>
           </w:tcPr>
           <w:p>
             <w:r>
@@ -4712,7 +5243,7 @@
         </w:tc>
         <w:tc>
           <w:tcPr>
-            <w:tcW w:type="dxa" w:w="2880"/>
+            <w:tcW w:type="dxa" w:w="2160"/>
           </w:tcPr>
           <w:p>
             <w:r>
@@ -4722,11 +5253,21 @@
         </w:tc>
         <w:tc>
           <w:tcPr>
-            <w:tcW w:type="dxa" w:w="2880"/>
+            <w:tcW w:type="dxa" w:w="2160"/>
           </w:tcPr>
           <w:p>
             <w:r>
               <w:t>Refleja activeCycle real</w:t>
+            </w:r>
+          </w:p>
+        </w:tc>
+        <w:tc>
+          <w:tcPr>
+            <w:tcW w:type="dxa" w:w="2160"/>
+          </w:tcPr>
+          <w:p>
+            <w:r>
+              <w:t>Implementado</w:t>
             </w:r>
           </w:p>
         </w:tc>
@@ -4734,7 +5275,7 @@
       <w:tr>
         <w:tc>
           <w:tcPr>
-            <w:tcW w:type="dxa" w:w="2880"/>
+            <w:tcW w:type="dxa" w:w="2160"/>
           </w:tcPr>
           <w:p>
             <w:r>
@@ -4744,7 +5285,7 @@
         </w:tc>
         <w:tc>
           <w:tcPr>
-            <w:tcW w:type="dxa" w:w="2880"/>
+            <w:tcW w:type="dxa" w:w="2160"/>
           </w:tcPr>
           <w:p>
             <w:r>
@@ -4754,11 +5295,21 @@
         </w:tc>
         <w:tc>
           <w:tcPr>
-            <w:tcW w:type="dxa" w:w="2880"/>
+            <w:tcW w:type="dxa" w:w="2160"/>
           </w:tcPr>
           <w:p>
             <w:r>
               <w:t>index.html vivo durante transición</w:t>
+            </w:r>
+          </w:p>
+        </w:tc>
+        <w:tc>
+          <w:tcPr>
+            <w:tcW w:type="dxa" w:w="2160"/>
+          </w:tcPr>
+          <w:p>
+            <w:r>
+              <w:t>Aceptado (en curso)</w:t>
             </w:r>
           </w:p>
         </w:tc>
@@ -4766,7 +5317,7 @@
       <w:tr>
         <w:tc>
           <w:tcPr>
-            <w:tcW w:type="dxa" w:w="2880"/>
+            <w:tcW w:type="dxa" w:w="2160"/>
           </w:tcPr>
           <w:p>
             <w:r>
@@ -4776,7 +5327,7 @@
         </w:tc>
         <w:tc>
           <w:tcPr>
-            <w:tcW w:type="dxa" w:w="2880"/>
+            <w:tcW w:type="dxa" w:w="2160"/>
           </w:tcPr>
           <w:p>
             <w:r>
@@ -4786,28 +5337,796 @@
         </w:tc>
         <w:tc>
           <w:tcPr>
-            <w:tcW w:type="dxa" w:w="2880"/>
+            <w:tcW w:type="dxa" w:w="2160"/>
           </w:tcPr>
           <w:p>
             <w:r>
               <w:t>Historial preservado</w:t>
+            </w:r>
+          </w:p>
+        </w:tc>
+        <w:tc>
+          <w:tcPr>
+            <w:tcW w:type="dxa" w:w="2160"/>
+          </w:tcPr>
+          <w:p>
+            <w:r>
+              <w:t>Aceptado (Fase 2)</w:t>
+            </w:r>
+          </w:p>
+        </w:tc>
+      </w:tr>
+      <w:tr>
+        <w:tc>
+          <w:tcPr>
+            <w:tcW w:type="dxa" w:w="2160"/>
+          </w:tcPr>
+          <w:p>
+            <w:r>
+              <w:t>ADR-010</w:t>
+            </w:r>
+          </w:p>
+        </w:tc>
+        <w:tc>
+          <w:tcPr>
+            <w:tcW w:type="dxa" w:w="2160"/>
+          </w:tcPr>
+          <w:p>
+            <w:r>
+              <w:t>Value Objects en las entidades</w:t>
+            </w:r>
+          </w:p>
+        </w:tc>
+        <w:tc>
+          <w:tcPr>
+            <w:tcW w:type="dxa" w:w="2160"/>
+          </w:tcPr>
+          <w:p>
+            <w:r>
+              <w:t>Las entidades reciben Name, Repetitions y Weight (Value Objects) en sus constructores y métodos de dominio; nunca un string/int/decimal crudo donde ya existe la abstracción. Motivo: las reglas del concepto (nombre no vacío y recortado, reps ≥ 0, peso ≥ 0) viven en un solo lugar y es imposible crear estado inválido desde fuera. Costo: en Fase 2 se mapean con value converters de EF Core; las columnas de BD siguen siendo primitivas, el diccionario 6.3 no cambia.</w:t>
+            </w:r>
+          </w:p>
+        </w:tc>
+        <w:tc>
+          <w:tcPr>
+            <w:tcW w:type="dxa" w:w="2160"/>
+          </w:tcPr>
+          <w:p>
+            <w:r>
+              <w:t>Implementado</w:t>
+            </w:r>
+          </w:p>
+        </w:tc>
+      </w:tr>
+      <w:tr>
+        <w:tc>
+          <w:tcPr>
+            <w:tcW w:type="dxa" w:w="2160"/>
+          </w:tcPr>
+          <w:p>
+            <w:r>
+              <w:t>ADR-011</w:t>
+            </w:r>
+          </w:p>
+        </w:tc>
+        <w:tc>
+          <w:tcPr>
+            <w:tcW w:type="dxa" w:w="2160"/>
+          </w:tcPr>
+          <w:p>
+            <w:r>
+              <w:t>Clave surrogada en ExerciseNote y UserExercisePreference</w:t>
+            </w:r>
+          </w:p>
+        </w:tc>
+        <w:tc>
+          <w:tcPr>
+            <w:tcW w:type="dxa" w:w="2160"/>
+          </w:tcPr>
+          <w:p>
+            <w:r>
+              <w:t>Guid Id (base Entity) + índice único (UserId, ExerciseName) en lugar de la PK compuesta del diccionario. Motivo: homogeneidad con la base Entity con la misma integridad. Alternativa: PK compuesta con Fluent API en Fase 2.</w:t>
+            </w:r>
+          </w:p>
+        </w:tc>
+        <w:tc>
+          <w:tcPr>
+            <w:tcW w:type="dxa" w:w="2160"/>
+          </w:tcPr>
+          <w:p>
+            <w:r>
+              <w:t>Implementado</w:t>
+            </w:r>
+          </w:p>
+        </w:tc>
+      </w:tr>
+      <w:tr>
+        <w:tc>
+          <w:tcPr>
+            <w:tcW w:type="dxa" w:w="2160"/>
+          </w:tcPr>
+          <w:p>
+            <w:r>
+              <w:t>ADR-012</w:t>
+            </w:r>
+          </w:p>
+        </w:tc>
+        <w:tc>
+          <w:tcPr>
+            <w:tcW w:type="dxa" w:w="2160"/>
+          </w:tcPr>
+          <w:p>
+            <w:r>
+              <w:t>DisplayOrder en WorkoutExercise</w:t>
+            </w:r>
+          </w:p>
+        </w:tc>
+        <w:tc>
+          <w:tcPr>
+            <w:tcW w:type="dxa" w:w="2160"/>
+          </w:tcPr>
+          <w:p>
+            <w:r>
+              <w:t>El diccionario no lo contemplaba; se agregó. Motivo: el historial de index.html muestra los ejercicios en orden; sin esta columna se perdía funcionalidad al migrar.</w:t>
+            </w:r>
+          </w:p>
+        </w:tc>
+        <w:tc>
+          <w:tcPr>
+            <w:tcW w:type="dxa" w:w="2160"/>
+          </w:tcPr>
+          <w:p>
+            <w:r>
+              <w:t>Implementado</w:t>
+            </w:r>
+          </w:p>
+        </w:tc>
+      </w:tr>
+      <w:tr>
+        <w:tc>
+          <w:tcPr>
+            <w:tcW w:type="dxa" w:w="2160"/>
+          </w:tcPr>
+          <w:p>
+            <w:r>
+              <w:t>ADR-013</w:t>
+            </w:r>
+          </w:p>
+        </w:tc>
+        <w:tc>
+          <w:tcPr>
+            <w:tcW w:type="dxa" w:w="2160"/>
+          </w:tcPr>
+          <w:p>
+            <w:r>
+              <w:t>Orden canónico = orden de lista</w:t>
+            </w:r>
+          </w:p>
+        </w:tc>
+        <w:tc>
+          <w:tcPr>
+            <w:tcW w:type="dxa" w:w="2160"/>
+          </w:tcPr>
+          <w:p>
+            <w:r>
+              <w:t>Invariante lista[i].DisplayOrder == i (y lista[i].SetNumber == i + 1 para series): el renumber recorre la lista en su orden y nunca reordena por DisplayOrder. Motivo: una sola fuente de verdad evita divergencias; los tests detectaron el bug en la primera versión.</w:t>
+            </w:r>
+          </w:p>
+        </w:tc>
+        <w:tc>
+          <w:tcPr>
+            <w:tcW w:type="dxa" w:w="2160"/>
+          </w:tcPr>
+          <w:p>
+            <w:r>
+              <w:t>Implementado</w:t>
+            </w:r>
+          </w:p>
+        </w:tc>
+      </w:tr>
+      <w:tr>
+        <w:tc>
+          <w:tcPr>
+            <w:tcW w:type="dxa" w:w="2160"/>
+          </w:tcPr>
+          <w:p>
+            <w:r>
+              <w:t>ADR-014</w:t>
+            </w:r>
+          </w:p>
+        </w:tc>
+        <w:tc>
+          <w:tcPr>
+            <w:tcW w:type="dxa" w:w="2160"/>
+          </w:tcPr>
+          <w:p>
+            <w:r>
+              <w:t>DomainException vs ArgumentException</w:t>
+            </w:r>
+          </w:p>
+        </w:tc>
+        <w:tc>
+          <w:tcPr>
+            <w:tcW w:type="dxa" w:w="2160"/>
+          </w:tcPr>
+          <w:p>
+            <w:r>
+              <w:t>Reglas de negocio lanzan DomainException; validación de argumentos lanza las excepciones estándar. Motivo: distingue estado inválido de uso incorrecto de la API; el middleware podrá mapear DomainException a 409/422 y los argumentos a 400.</w:t>
+            </w:r>
+          </w:p>
+        </w:tc>
+        <w:tc>
+          <w:tcPr>
+            <w:tcW w:type="dxa" w:w="2160"/>
+          </w:tcPr>
+          <w:p>
+            <w:r>
+              <w:t>Implementado</w:t>
+            </w:r>
+          </w:p>
+        </w:tc>
+      </w:tr>
+      <w:tr>
+        <w:tc>
+          <w:tcPr>
+            <w:tcW w:type="dxa" w:w="2160"/>
+          </w:tcPr>
+          <w:p>
+            <w:r>
+              <w:t>ADR-015</w:t>
+            </w:r>
+          </w:p>
+        </w:tc>
+        <w:tc>
+          <w:tcPr>
+            <w:tcW w:type="dxa" w:w="2160"/>
+          </w:tcPr>
+          <w:p>
+            <w:r>
+              <w:t>Enums alineados a la app</w:t>
+            </w:r>
+          </w:p>
+        </w:tc>
+        <w:tc>
+          <w:tcPr>
+            <w:tcW w:type="dxa" w:w="2160"/>
+          </w:tcPr>
+          <w:p>
+            <w:r>
+              <w:t>ExerciseType = Standard/Bodyweight/Weighted/Time; PrStatus = New/Matched + null; Laterality = Bilateral/Unilateral; Theme = Light/Dark. Motivo: el modelo refleja el dominio real del producto, no un catálogo genérico.</w:t>
+            </w:r>
+          </w:p>
+        </w:tc>
+        <w:tc>
+          <w:tcPr>
+            <w:tcW w:type="dxa" w:w="2160"/>
+          </w:tcPr>
+          <w:p>
+            <w:r>
+              <w:t>Implementado</w:t>
+            </w:r>
+          </w:p>
+        </w:tc>
+      </w:tr>
+      <w:tr>
+        <w:tc>
+          <w:tcPr>
+            <w:tcW w:type="dxa" w:w="2160"/>
+          </w:tcPr>
+          <w:p>
+            <w:r>
+              <w:t>ADR-016</w:t>
+            </w:r>
+          </w:p>
+        </w:tc>
+        <w:tc>
+          <w:tcPr>
+            <w:tcW w:type="dxa" w:w="2160"/>
+          </w:tcPr>
+          <w:p>
+            <w:r>
+              <w:t>Timer validado</w:t>
+            </w:r>
+          </w:p>
+        </w:tc>
+        <w:tc>
+          <w:tcPr>
+            <w:tcW w:type="dxa" w:w="2160"/>
+          </w:tcPr>
+          <w:p>
+            <w:r>
+              <w:t>UserSettings: prep ≥ 0, work ≥ 1, rest ≥ 1, sets ≥ 1; defaults 10/40/20/5 tomados de index.html. Motivo: un intervalo de trabajo o descanso de 0 s no tiene sentido.</w:t>
+            </w:r>
+          </w:p>
+        </w:tc>
+        <w:tc>
+          <w:tcPr>
+            <w:tcW w:type="dxa" w:w="2160"/>
+          </w:tcPr>
+          <w:p>
+            <w:r>
+              <w:t>Implementado</w:t>
+            </w:r>
+          </w:p>
+        </w:tc>
+      </w:tr>
+      <w:tr>
+        <w:tc>
+          <w:tcPr>
+            <w:tcW w:type="dxa" w:w="2160"/>
+          </w:tcPr>
+          <w:p>
+            <w:r>
+              <w:t>ADR-017</w:t>
+            </w:r>
+          </w:p>
+        </w:tc>
+        <w:tc>
+          <w:tcPr>
+            <w:tcW w:type="dxa" w:w="2160"/>
+          </w:tcPr>
+          <w:p>
+            <w:r>
+              <w:t>Longitud máxima de nombres por entidad</w:t>
+            </w:r>
+          </w:p>
+        </w:tc>
+        <w:tc>
+          <w:tcPr>
+            <w:tcW w:type="dxa" w:w="2160"/>
+          </w:tcPr>
+          <w:p>
+            <w:r>
+              <w:t>Routine/WorkoutSession = 100; SessionExercise/WorkoutExercise/ExerciseCatalogEntry = 150, validada en la entidad; el VO Name garantiza no vacío + trim. Motivo: la longitud es regla de cada agregado; el no-vacío es regla del concepto.</w:t>
+            </w:r>
+          </w:p>
+        </w:tc>
+        <w:tc>
+          <w:tcPr>
+            <w:tcW w:type="dxa" w:w="2160"/>
+          </w:tcPr>
+          <w:p>
+            <w:r>
+              <w:t>Implementado</w:t>
+            </w:r>
+          </w:p>
+        </w:tc>
+      </w:tr>
+      <w:tr>
+        <w:tc>
+          <w:tcPr>
+            <w:tcW w:type="dxa" w:w="2160"/>
+          </w:tcPr>
+          <w:p>
+            <w:r>
+              <w:t>ADR-018</w:t>
+            </w:r>
+          </w:p>
+        </w:tc>
+        <w:tc>
+          <w:tcPr>
+            <w:tcW w:type="dxa" w:w="2160"/>
+          </w:tcPr>
+          <w:p>
+            <w:r>
+              <w:t>API de entidades con Value Objects</w:t>
+            </w:r>
+          </w:p>
+        </w:tc>
+        <w:tc>
+          <w:tcPr>
+            <w:tcW w:type="dxa" w:w="2160"/>
+          </w:tcPr>
+          <w:p>
+            <w:r>
+              <w:t>Los métodos públicos reciben VOs (Rename(Name), AddSet(Repetitions, Weight)); los internal de wiring (Renumber(int), SetXxxId(Guid)) siguen primitivos. Motivo: el límite del dominio exige abstracciones; el wiring de EF es mecanismo interno.</w:t>
+            </w:r>
+          </w:p>
+        </w:tc>
+        <w:tc>
+          <w:tcPr>
+            <w:tcW w:type="dxa" w:w="2160"/>
+          </w:tcPr>
+          <w:p>
+            <w:r>
+              <w:t>Implementado</w:t>
+            </w:r>
+          </w:p>
+        </w:tc>
+      </w:tr>
+      <w:tr>
+        <w:tc>
+          <w:tcPr>
+            <w:tcW w:type="dxa" w:w="2160"/>
+          </w:tcPr>
+          <w:p>
+            <w:r>
+              <w:t>ADR-019</w:t>
+            </w:r>
+          </w:p>
+        </w:tc>
+        <w:tc>
+          <w:tcPr>
+            <w:tcW w:type="dxa" w:w="2160"/>
+          </w:tcPr>
+          <w:p>
+            <w:r>
+              <w:t>Sin GlobalUsings</w:t>
+            </w:r>
+          </w:p>
+        </w:tc>
+        <w:tc>
+          <w:tcPr>
+            <w:tcW w:type="dxa" w:w="2160"/>
+          </w:tcPr>
+          <w:p>
+            <w:r>
+              <w:t>Cada archivo declara sus usings explícitamente. Motivo: claridad para aprendizaje; un GlobalUsings ocultaría la procedencia de los tipos.</w:t>
+            </w:r>
+          </w:p>
+        </w:tc>
+        <w:tc>
+          <w:tcPr>
+            <w:tcW w:type="dxa" w:w="2160"/>
+          </w:tcPr>
+          <w:p>
+            <w:r>
+              <w:t>Implementado</w:t>
+            </w:r>
+          </w:p>
+        </w:tc>
+      </w:tr>
+      <w:tr>
+        <w:tc>
+          <w:tcPr>
+            <w:tcW w:type="dxa" w:w="2160"/>
+          </w:tcPr>
+          <w:p>
+            <w:r>
+              <w:t>ADR-020</w:t>
+            </w:r>
+          </w:p>
+        </w:tc>
+        <w:tc>
+          <w:tcPr>
+            <w:tcW w:type="dxa" w:w="2160"/>
+          </w:tcPr>
+          <w:p>
+            <w:r>
+              <w:t>Tests de dominio desde Fase 1</w:t>
+            </w:r>
+          </w:p>
+        </w:tc>
+        <w:tc>
+          <w:tcPr>
+            <w:tcW w:type="dxa" w:w="2160"/>
+          </w:tcPr>
+          <w:p>
+            <w:r>
+              <w:t>42 casos en GymTracker.Tests cubren Routine, WorkoutSession, TrainingCycle, Workout y UserSettings. Motivo: red de seguridad inmediata; ya detectaron el bug de reordenamiento.</w:t>
+            </w:r>
+          </w:p>
+        </w:tc>
+        <w:tc>
+          <w:tcPr>
+            <w:tcW w:type="dxa" w:w="2160"/>
+          </w:tcPr>
+          <w:p>
+            <w:r>
+              <w:t>Implementado</w:t>
+            </w:r>
+          </w:p>
+        </w:tc>
+      </w:tr>
+      <w:tr>
+        <w:tc>
+          <w:tcPr>
+            <w:tcW w:type="dxa" w:w="2160"/>
+          </w:tcPr>
+          <w:p>
+            <w:r>
+              <w:t>ADR-021</w:t>
+            </w:r>
+          </w:p>
+        </w:tc>
+        <w:tc>
+          <w:tcPr>
+            <w:tcW w:type="dxa" w:w="2160"/>
+          </w:tcPr>
+          <w:p>
+            <w:r>
+              <w:t>Identity integrado desde el inicio</w:t>
+            </w:r>
+          </w:p>
+        </w:tc>
+        <w:tc>
+          <w:tcPr>
+            <w:tcW w:type="dxa" w:w="2160"/>
+          </w:tcPr>
+          <w:p>
+            <w:r>
+              <w:t>El DbContext se crea ya como IdentityDbContext&lt;ApplicationUser&gt; en la Fase 2, junto con EF Core y PostgreSQL. Motivo: un solo historial de migraciones; evita cambiar la clase base y rehacer migraciones.</w:t>
+            </w:r>
+          </w:p>
+        </w:tc>
+        <w:tc>
+          <w:tcPr>
+            <w:tcW w:type="dxa" w:w="2160"/>
+          </w:tcPr>
+          <w:p>
+            <w:r>
+              <w:t>Aceptado</w:t>
+            </w:r>
+          </w:p>
+        </w:tc>
+      </w:tr>
+      <w:tr>
+        <w:tc>
+          <w:tcPr>
+            <w:tcW w:type="dxa" w:w="2160"/>
+          </w:tcPr>
+          <w:p>
+            <w:r>
+              <w:t>ADR-022</w:t>
+            </w:r>
+          </w:p>
+        </w:tc>
+        <w:tc>
+          <w:tcPr>
+            <w:tcW w:type="dxa" w:w="2160"/>
+          </w:tcPr>
+          <w:p>
+            <w:r>
+              <w:t>Autenticación: Identity + Google + JWT (Opción A)</w:t>
+            </w:r>
+          </w:p>
+        </w:tc>
+        <w:tc>
+          <w:tcPr>
+            <w:tcW w:type="dxa" w:w="2160"/>
+          </w:tcPr>
+          <w:p>
+            <w:r>
+              <w:t>Se elige ASP.NET Identity con Google como proveedor externo y JWT bearer. Motivo: practicar el stack profesional (Identity, JWT, claims, authorization, roles/policies; refresh tokens como extensión futura). Firebase Auth queda descartado para la V2; index.html deberá cambiar su login.</w:t>
+            </w:r>
+          </w:p>
+        </w:tc>
+        <w:tc>
+          <w:tcPr>
+            <w:tcW w:type="dxa" w:w="2160"/>
+          </w:tcPr>
+          <w:p>
+            <w:r>
+              <w:t>Aceptado</w:t>
+            </w:r>
+          </w:p>
+        </w:tc>
+      </w:tr>
+      <w:tr>
+        <w:tc>
+          <w:tcPr>
+            <w:tcW w:type="dxa" w:w="2160"/>
+          </w:tcPr>
+          <w:p>
+            <w:r>
+              <w:t>ADR-023</w:t>
+            </w:r>
+          </w:p>
+        </w:tc>
+        <w:tc>
+          <w:tcPr>
+            <w:tcW w:type="dxa" w:w="2160"/>
+          </w:tcPr>
+          <w:p>
+            <w:r>
+              <w:t>PostgreSQL vía Docker</w:t>
+            </w:r>
+          </w:p>
+        </w:tc>
+        <w:tc>
+          <w:tcPr>
+            <w:tcW w:type="dxa" w:w="2160"/>
+          </w:tcPr>
+          <w:p>
+            <w:r>
+              <w:t>La base de datos corre con docker compose (imagen postgres). Motivo: portfolio reproducible: cualquier persona levanta API + PostgreSQL en un minuto con «docker compose up».</w:t>
+            </w:r>
+          </w:p>
+        </w:tc>
+        <w:tc>
+          <w:tcPr>
+            <w:tcW w:type="dxa" w:w="2160"/>
+          </w:tcPr>
+          <w:p>
+            <w:r>
+              <w:t>Aceptado</w:t>
+            </w:r>
+          </w:p>
+        </w:tc>
+      </w:tr>
+      <w:tr>
+        <w:tc>
+          <w:tcPr>
+            <w:tcW w:type="dxa" w:w="2160"/>
+          </w:tcPr>
+          <w:p>
+            <w:r>
+              <w:t>ADR-024</w:t>
+            </w:r>
+          </w:p>
+        </w:tc>
+        <w:tc>
+          <w:tcPr>
+            <w:tcW w:type="dxa" w:w="2160"/>
+          </w:tcPr>
+          <w:p>
+            <w:r>
+              <w:t>Vertical slices por feature (sprints)</w:t>
+            </w:r>
+          </w:p>
+        </w:tc>
+        <w:tc>
+          <w:tcPr>
+            <w:tcW w:type="dxa" w:w="2160"/>
+          </w:tcPr>
+          <w:p>
+            <w:r>
+              <w:t>No se construyen todas las tablas y configuraciones antes del primer endpoint; cada sprint agrega una feature completa de punta a punta. Motivo: resultados visibles cada semana y diseño de APIs que el frontend realmente consume.</w:t>
+            </w:r>
+          </w:p>
+        </w:tc>
+        <w:tc>
+          <w:tcPr>
+            <w:tcW w:type="dxa" w:w="2160"/>
+          </w:tcPr>
+          <w:p>
+            <w:r>
+              <w:t>Aceptado</w:t>
+            </w:r>
+          </w:p>
+        </w:tc>
+      </w:tr>
+      <w:tr>
+        <w:tc>
+          <w:tcPr>
+            <w:tcW w:type="dxa" w:w="2160"/>
+          </w:tcPr>
+          <w:p>
+            <w:r>
+              <w:t>ADR-025</w:t>
+            </w:r>
+          </w:p>
+        </w:tc>
+        <w:tc>
+          <w:tcPr>
+            <w:tcW w:type="dxa" w:w="2160"/>
+          </w:tcPr>
+          <w:p>
+            <w:r>
+              <w:t>Smoke test E2E después de cada feature</w:t>
+            </w:r>
+          </w:p>
+        </w:tc>
+        <w:tc>
+          <w:tcPr>
+            <w:tcW w:type="dxa" w:w="2160"/>
+          </w:tcPr>
+          <w:p>
+            <w:r>
+              <w:t>Al cerrar cada feature se conecta index.html contra la API real (index.html → API → PostgreSQL) y se comprueba el flujo completo. Motivo: validación temprana del stack; forma de trabajo de equipos reales.</w:t>
+            </w:r>
+          </w:p>
+        </w:tc>
+        <w:tc>
+          <w:tcPr>
+            <w:tcW w:type="dxa" w:w="2160"/>
+          </w:tcPr>
+          <w:p>
+            <w:r>
+              <w:t>Aceptado</w:t>
+            </w:r>
+          </w:p>
+        </w:tc>
+      </w:tr>
+      <w:tr>
+        <w:tc>
+          <w:tcPr>
+            <w:tcW w:type="dxa" w:w="2160"/>
+          </w:tcPr>
+          <w:p>
+            <w:r>
+              <w:t>ADR-026</w:t>
+            </w:r>
+          </w:p>
+        </w:tc>
+        <w:tc>
+          <w:tcPr>
+            <w:tcW w:type="dxa" w:w="2160"/>
+          </w:tcPr>
+          <w:p>
+            <w:r>
+              <w:t>Capa Application explícita por feature</w:t>
+            </w:r>
+          </w:p>
+        </w:tc>
+        <w:tc>
+          <w:tcPr>
+            <w:tcW w:type="dxa" w:w="2160"/>
+          </w:tcPr>
+          <w:p>
+            <w:r>
+              <w:t>Cada feature incluye DTO + Validator + Repository + Command/Service + Controller + middleware de errores + tests de integración. Motivo: es el núcleo del aprendizaje buscado (controllers, DTOs, DI, validation, middleware, repositorios).</w:t>
+            </w:r>
+          </w:p>
+        </w:tc>
+        <w:tc>
+          <w:tcPr>
+            <w:tcW w:type="dxa" w:w="2160"/>
+          </w:tcPr>
+          <w:p>
+            <w:r>
+              <w:t>Aceptado</w:t>
+            </w:r>
+          </w:p>
+        </w:tc>
+      </w:tr>
+      <w:tr>
+        <w:tc>
+          <w:tcPr>
+            <w:tcW w:type="dxa" w:w="2160"/>
+          </w:tcPr>
+          <w:p>
+            <w:r>
+              <w:t>ADR-027</w:t>
+            </w:r>
+          </w:p>
+        </w:tc>
+        <w:tc>
+          <w:tcPr>
+            <w:tcW w:type="dxa" w:w="2160"/>
+          </w:tcPr>
+          <w:p>
+            <w:r>
+              <w:t>Reformulación del proyecto</w:t>
+            </w:r>
+          </w:p>
+        </w:tc>
+        <w:tc>
+          <w:tcPr>
+            <w:tcW w:type="dxa" w:w="2160"/>
+          </w:tcPr>
+          <w:p>
+            <w:r>
+              <w:t>De «migrar index.html» a «rediseñar un sistema con ASP.NET Core + Clean Architecture + DDD usando GymTracker como caso de estudio». Motivo: cada decisión se toma como diseño, no como port; el resultado vale más para el aprendizaje y el portafolio.</w:t>
+            </w:r>
+          </w:p>
+        </w:tc>
+        <w:tc>
+          <w:tcPr>
+            <w:tcW w:type="dxa" w:w="2160"/>
+          </w:tcPr>
+          <w:p>
+            <w:r>
+              <w:t>Aceptado</w:t>
             </w:r>
           </w:p>
         </w:tc>
       </w:tr>
     </w:tbl>
-    <w:p/>
-    <w:p>
-      <w:r>
-        <w:br w:type="page"/>
-      </w:r>
-    </w:p>
     <w:p>
       <w:pPr>
         <w:pStyle w:val="Heading1"/>
       </w:pPr>
       <w:r>
-        <w:t>6. Roadmap</w:t>
+        <w:t>8. Roadmap de implementación</w:t>
+      </w:r>
+    </w:p>
+    <w:p>
+      <w:r>
+        <w:rPr>
+          <w:i/>
+        </w:rPr>
+        <w:t>Principio rector: nunca más de una semana sin ver resultados (feature → backend → API → frontend → funciona). Cada feature termina con verificación y smoke test cuando corresponde (ADR-024, ADR-025).</w:t>
       </w:r>
     </w:p>
     <w:tbl>
@@ -4827,6 +6146,9 @@
           </w:tcPr>
           <w:p>
             <w:r>
+              <w:rPr>
+                <w:b/>
+              </w:rPr>
               <w:t>Fase</w:t>
             </w:r>
           </w:p>
@@ -4837,6 +6159,9 @@
           </w:tcPr>
           <w:p>
             <w:r>
+              <w:rPr>
+                <w:b/>
+              </w:rPr>
               <w:t>Entregable</w:t>
             </w:r>
           </w:p>
@@ -4859,7 +6184,7 @@
           </w:tcPr>
           <w:p>
             <w:r>
-              <w:t>Solution + Domain (Routine, WorkoutSession, SessionExercise)</w:t>
+              <w:t>Domain completo: Routine, WorkoutSession, SessionExercise, Workout, WorkoutExercise, WorkoutSet, TrainingCycle, CompletedTrainingCycle, ExerciseCatalogEntry, UserSettings, ExerciseNote, UserExercisePreference — ✅ COMPLETADA (2026-08-03)</w:t>
             </w:r>
           </w:p>
         </w:tc>
@@ -4881,7 +6206,7 @@
           </w:tcPr>
           <w:p>
             <w:r>
-              <w:t>PostgreSQL + EF Core + migrations + seed catálogo</w:t>
+              <w:t>Identity + EF Core + PostgreSQL: ApplicationUser, GymTrackerDbContext (IdentityDbContext), Fluent API, migraciones, seed catálogo</w:t>
             </w:r>
           </w:p>
         </w:tc>
@@ -4903,7 +6228,7 @@
           </w:tcPr>
           <w:p>
             <w:r>
-              <w:t>Identity + Google</w:t>
+              <w:t>Application + Feature Routine: DTO, Validator, Repository, Command, Controller, Swagger → Smoke test con index.html</w:t>
             </w:r>
           </w:p>
         </w:tc>
@@ -4925,7 +6250,7 @@
           </w:tcPr>
           <w:p>
             <w:r>
-              <w:t>API CRUD rutinas</w:t>
+              <w:t>Feature Workout: registro de entrenamiento, historial, PR → Smoke test</w:t>
             </w:r>
           </w:p>
         </w:tc>
@@ -4947,7 +6272,7 @@
           </w:tcPr>
           <w:p>
             <w:r>
-              <w:t>Workouts + historial + PR</w:t>
+              <w:t>Feature TrainingCycle: iniciar / avanzar / completar ciclo → Smoke test</w:t>
             </w:r>
           </w:p>
         </w:tc>
@@ -4969,7 +6294,7 @@
           </w:tcPr>
           <w:p>
             <w:r>
-              <w:t>TrainingCycle + calendario</w:t>
+              <w:t>Stats + Calendario + Import/Export → Smoke test</w:t>
             </w:r>
           </w:p>
         </w:tc>
@@ -4991,63 +6316,18 @@
           </w:tcPr>
           <w:p>
             <w:r>
-              <w:t>Gráficos + import/export JSON</w:t>
-            </w:r>
-          </w:p>
-        </w:tc>
-      </w:tr>
-      <w:tr>
-        <w:tc>
-          <w:tcPr>
-            <w:tcW w:type="dxa" w:w="4320"/>
-          </w:tcPr>
-          <w:p>
-            <w:r>
-              <w:t>8</w:t>
-            </w:r>
-          </w:p>
-        </w:tc>
-        <w:tc>
-          <w:tcPr>
-            <w:tcW w:type="dxa" w:w="4320"/>
-          </w:tcPr>
-          <w:p>
-            <w:r>
-              <w:t>Frontend → API</w:t>
-            </w:r>
-          </w:p>
-        </w:tc>
-      </w:tr>
-      <w:tr>
-        <w:tc>
-          <w:tcPr>
-            <w:tcW w:type="dxa" w:w="4320"/>
-          </w:tcPr>
-          <w:p>
-            <w:r>
-              <w:t>9</w:t>
-            </w:r>
-          </w:p>
-        </w:tc>
-        <w:tc>
-          <w:tcPr>
-            <w:tcW w:type="dxa" w:w="4320"/>
-          </w:tcPr>
-          <w:p>
-            <w:r>
-              <w:t>Docker + CI/CD + Azure</w:t>
+              <w:t>Docker + CI/CD + Deploy</w:t>
             </w:r>
           </w:p>
         </w:tc>
       </w:tr>
     </w:tbl>
-    <w:p/>
     <w:p>
       <w:pPr>
-        <w:pStyle w:val="Heading1"/>
+        <w:pStyle w:val="Heading2"/>
       </w:pPr>
       <w:r>
-        <w:t>7. Procesos</w:t>
+        <w:t>8.1 Procesos por feature</w:t>
       </w:r>
     </w:p>
     <w:p>
@@ -5087,7 +6367,7 @@
         <w:pStyle w:val="Heading1"/>
       </w:pPr>
       <w:r>
-        <w:t>8. Decisiones de implementación — Fase 1 (Domain)</w:t>
+        <w:t>9. Progreso y próxima sesión</w:t>
       </w:r>
     </w:p>
     <w:p>
@@ -5095,7 +6375,7 @@
         <w:rPr>
           <w:i/>
         </w:rPr>
-        <w:t>Agregado el 2026-08-03. Complementan los ADR-001..009 de la sección 5.11 y reflejan el código real de GymTracker.Domain (compila con 0 warnings; 42/42 tests OK).</w:t>
+        <w:t>Actualizado: 2026-08-03. Este documento es la referencia única para retomar el trabajo.</w:t>
       </w:r>
     </w:p>
     <w:p>
@@ -5103,12 +6383,47 @@
         <w:pStyle w:val="Heading2"/>
       </w:pPr>
       <w:r>
-        <w:t>ADR-010 — Value Objects en las entidades</w:t>
+        <w:t>9.1 Historial de avance</w:t>
       </w:r>
     </w:p>
     <w:p>
+      <w:pPr>
+        <w:pStyle w:val="Heading3"/>
+      </w:pPr>
       <w:r>
-        <w:t>Las entidades reciben Name, Repetitions y Weight (Value Objects) en sus constructores y métodos de dominio; nunca un string/int/decimal crudo donde ya existe la abstracción. Motivo: las reglas del concepto (nombre no vacío y recortado, reps ≥ 0, peso ≥ 0) viven en un solo lugar y es imposible crear estado inválido desde fuera. Costo: en Fase 2 se mapean con value converters de EF Core; las columnas de BD siguen siendo primitivas (string/int/decimal), por lo que el diccionario de la sección 5.4 no cambia.</w:t>
+        <w:t>Fase 1 — Domain: COMPLETADA</w:t>
+      </w:r>
+    </w:p>
+    <w:p>
+      <w:pPr>
+        <w:pStyle w:val="ListBullet"/>
+      </w:pPr>
+      <w:r>
+        <w:t>Solución compila con 0 warnings y 0 errores (net8.0).</w:t>
+      </w:r>
+    </w:p>
+    <w:p>
+      <w:pPr>
+        <w:pStyle w:val="ListBullet"/>
+      </w:pPr>
+      <w:r>
+        <w:t>42/42 tests de dominio correctos en GymTracker.Tests.</w:t>
+      </w:r>
+    </w:p>
+    <w:p>
+      <w:pPr>
+        <w:pStyle w:val="ListBullet"/>
+      </w:pPr>
+      <w:r>
+        <w:t>12 entidades implementadas con Value Objects (Name, Repetitions, Weight) — ADR-010..020.</w:t>
+      </w:r>
+    </w:p>
+    <w:p>
+      <w:pPr>
+        <w:pStyle w:val="ListBullet"/>
+      </w:pPr>
+      <w:r>
+        <w:t>Pendiente no bloqueante: decidir el commit en git de todo lo avanzado.</w:t>
       </w:r>
     </w:p>
     <w:p>
@@ -5116,129 +6431,52 @@
         <w:pStyle w:val="Heading2"/>
       </w:pPr>
       <w:r>
-        <w:t>ADR-011 — Clave surrogada en ExerciseNote y UserExercisePreference</w:t>
+        <w:t>9.2 Próxima sesión — Fase 2 (orden de trabajo)</w:t>
       </w:r>
     </w:p>
     <w:p>
       <w:r>
-        <w:t>Se usa Guid Id (base Entity) + índice único (UserId, ExerciseName) en lugar de la PK compuesta del diccionario 5.4. Motivo: todas las entidades quedan homogéneas con la base Entity y la integridad se garantiza igual con el índice único. Alternativa: PK compuesta con Fluent API en Fase 2 si se prefiere fidelidad literal al diccionario.</w:t>
-      </w:r>
-    </w:p>
-    <w:p>
-      <w:pPr>
-        <w:pStyle w:val="Heading2"/>
-      </w:pPr>
-      <w:r>
-        <w:t>ADR-012 — DisplayOrder en WorkoutExercise</w:t>
+        <w:t>1. Levantar PostgreSQL con Docker (docker compose up; imagen postgres:16-alpine) y verificar conexión.</w:t>
       </w:r>
     </w:p>
     <w:p>
       <w:r>
-        <w:t>El diccionario 5.4 no lo contempla; se agregó. Motivo: el historial de index.html muestra los ejercicios en orden; sin esta columna se perdía funcionalidad al migrar. Las demás entidades ya tenían DisplayOrder.</w:t>
-      </w:r>
-    </w:p>
-    <w:p>
-      <w:pPr>
-        <w:pStyle w:val="Heading2"/>
-      </w:pPr>
-      <w:r>
-        <w:t>ADR-013 — Orden canónico = orden de lista</w:t>
+        <w:t>2. Instalar la herramienta global dotnet-ef (dotnet tool install --global dotnet-ef).</w:t>
       </w:r>
     </w:p>
     <w:p>
       <w:r>
-        <w:t>Invariante lista[i].DisplayOrder == i (y lista[i].SetNumber == i + 1 para series): el renumber recorre la lista en su orden y nunca reordena por DisplayOrder. Motivo: una sola fuente de verdad evita divergencias lista/orden; los tests detectaron el bug en la primera versión que ordenaba por DisplayOrder.</w:t>
-      </w:r>
-    </w:p>
-    <w:p>
-      <w:pPr>
-        <w:pStyle w:val="Heading2"/>
-      </w:pPr>
-      <w:r>
-        <w:t>ADR-014 — DomainException vs ArgumentException</w:t>
+        <w:t>3. Agregar a GymTracker.Infrastructure los paquetes Npgsql.EntityFrameworkCore.PostgreSQL y Microsoft.AspNetCore.Identity.EntityFrameworkCore.</w:t>
       </w:r>
     </w:p>
     <w:p>
       <w:r>
-        <w:t>Reglas de negocio lanzan DomainException (GymTracker.Domain.Exceptions); validación de argumentos lanza ArgumentException/ArgumentNullException/ArgumentOutOfRangeException estándar. Motivo: distingue estado inválido de uso incorrecto de la API; en Fase 4 el middleware podrá mapear DomainException a 409/422 y los argumentos a 400.</w:t>
-      </w:r>
-    </w:p>
-    <w:p>
-      <w:pPr>
-        <w:pStyle w:val="Heading2"/>
-      </w:pPr>
-      <w:r>
-        <w:t>ADR-015 — Enums alineados a la app</w:t>
+        <w:t>4. Crear ApplicationUser : IdentityUser en Infrastructure (carpeta Identity).</w:t>
       </w:r>
     </w:p>
     <w:p>
       <w:r>
-        <w:t>ExerciseType = Standard/Bodyweight/Weighted/Time (index.html: standard, bw, weighted, time); PrStatus = New/Matched + null (sin PR); Laterality = Bilateral/Unilateral; Theme = Light/Dark. Motivo: el modelo refleja el dominio real del producto, no un catálogo genérico de curso.</w:t>
-      </w:r>
-    </w:p>
-    <w:p>
-      <w:pPr>
-        <w:pStyle w:val="Heading2"/>
-      </w:pPr>
-      <w:r>
-        <w:t>ADR-016 — Timer validado</w:t>
+        <w:t>5. Crear GymTrackerDbContext : IdentityDbContext&lt;ApplicationUser&gt; con Fluent API: value converters de Name/Repetitions/Weight, enums, índices únicos ((UserId, ExerciseName)), longitudes máx (100/150), CHECKs (SetNumber &gt; 0, Reps &gt;= 0, Weight &gt;= 0, CurrentWeek entre 1 y TotalWeeks), FK CASCADE solo en planificación y RESTRICT en Workout.RoutineId.</w:t>
       </w:r>
     </w:p>
     <w:p>
       <w:r>
-        <w:t>UserSettings: prep ≥ 0, work ≥ 1, rest ≥ 1, sets ≥ 1; defaults 10/40/20/5 tomados de index.html. Motivo: un intervalo de trabajo o descanso de 0 s no tiene sentido y los defaults preservan el comportamiento actual de la app.</w:t>
-      </w:r>
-    </w:p>
-    <w:p>
-      <w:pPr>
-        <w:pStyle w:val="Heading2"/>
-      </w:pPr>
-      <w:r>
-        <w:t>ADR-017 — Longitud máxima de nombres por entidad</w:t>
+        <w:t>6. Registrar DbContext + Identity en la DI (Program.cs del API).</w:t>
       </w:r>
     </w:p>
     <w:p>
       <w:r>
-        <w:t>La regla de longitud es por agregado (Routine/WorkoutSession = 100; SessionExercise/WorkoutExercise/ExerciseCatalogEntry = 150) y se valida en la entidad; el VO Name garantiza no vacío + trim. Motivo: la longitud es una regla específica de cada agregado; el no-vacío es una regla del concepto.</w:t>
-      </w:r>
-    </w:p>
-    <w:p>
-      <w:pPr>
-        <w:pStyle w:val="Heading2"/>
-      </w:pPr>
-      <w:r>
-        <w:t>ADR-018 — API de entidades con Value Objects</w:t>
+        <w:t>7. Generar y aplicar la migración inicial (dotnet ef migrations add InitialCreate; dotnet ef database update).</w:t>
       </w:r>
     </w:p>
     <w:p>
       <w:r>
-        <w:t>Los métodos públicos reciben VOs (Rename(Name), AddSet(Repetitions, Weight)); los métodos internal de wiring (Renumber(int), SetXxxId(Guid)) siguen primitivos. Motivo: el límite del dominio exige abstracciones; el wiring de EF es mecanismo interno, no dominio.</w:t>
-      </w:r>
-    </w:p>
-    <w:p>
-      <w:pPr>
-        <w:pStyle w:val="Heading2"/>
-      </w:pPr>
-      <w:r>
-        <w:t>ADR-019 — Sin GlobalUsings</w:t>
+        <w:t>8. Seed del catálogo: DEFAULT_EXERCISES de index.html (ExerciseType + DefaultLaterality) y UserSettings por defecto al registrarse.</w:t>
       </w:r>
     </w:p>
     <w:p>
       <w:r>
-        <w:t>Cada archivo declara sus usings explícitamente. Motivo: claridad para aprendizaje; un GlobalUsings ocultaría la procedencia de los tipos.</w:t>
-      </w:r>
-    </w:p>
-    <w:p>
-      <w:pPr>
-        <w:pStyle w:val="Heading2"/>
-      </w:pPr>
-      <w:r>
-        <w:t>ADR-020 — Tests de dominio desde Fase 1</w:t>
-      </w:r>
-    </w:p>
-    <w:p>
-      <w:r>
-        <w:t>42 casos en GymTracker.Tests cubren Routine, WorkoutSession, TrainingCycle, Workout y UserSettings. Motivo: red de seguridad inmediata; ya detectaron el bug de reordenamiento antes de llegar a la base de datos.</w:t>
+        <w:t>9. Verificación de la Fase 2: tablas creadas (AspNetUsers + las 12 de dominio), seed presente, API levanta y Swagger carga.</w:t>
       </w:r>
     </w:p>
     <w:sectPr>

--- a/Migration/GymTraker V2/GymTracker/docs/GymTracker-V2-Documentacion.docx
+++ b/Migration/GymTraker V2/GymTracker/docs/GymTracker-V2-Documentacion.docx
@@ -20,7 +20,7 @@
         <w:rPr>
           <w:i/>
         </w:rPr>
-        <w:t>Versión 2.0 | Última actualización: 2026-08-03 | Estado: Fase 1 (Domain) completada — Fase 2 (Identity + EF Core + PostgreSQL) en preparación | Proyecto: rediseño de GymTracker con ASP.NET Core + Clean Architecture + DDD (caso de estudio del curso).</w:t>
+        <w:t>Versión 2.0 | Última actualización: 2026-08-18 | Estado: Fase 1 (Domain) completada — Fase 2 (Identity + EF Core + PostgreSQL) en preparación | Plan de empleabilidad integrado (sección 10) | Proyecto: rediseño de GymTracker con ASP.NET Core + Clean Architecture + DDD (caso de estudio del curso).</w:t>
       </w:r>
     </w:p>
     <w:p>
@@ -173,6 +173,14 @@
       </w:pPr>
       <w:r>
         <w:t>Sección 9: progreso detallado y plan exacto de la próxima sesión.</w:t>
+      </w:r>
+    </w:p>
+    <w:p>
+      <w:pPr>
+        <w:pStyle w:val="ListBullet"/>
+      </w:pPr>
+      <w:r>
+        <w:t>Sección 10: plan de empleabilidad (integración con el mercado y los archivos de trabajo).</w:t>
       </w:r>
     </w:p>
     <w:p>
@@ -6477,6 +6485,665 @@
     <w:p>
       <w:r>
         <w:t>9. Verificación de la Fase 2: tablas creadas (AspNetUsers + las 12 de dominio), seed presente, API levanta y Swagger carga.</w:t>
+      </w:r>
+    </w:p>
+    <w:p>
+      <w:pPr>
+        <w:pStyle w:val="Heading1"/>
+      </w:pPr>
+      <w:r>
+        <w:t>10. Plan de empleabilidad (integración con el mercado)</w:t>
+      </w:r>
+    </w:p>
+    <w:p>
+      <w:pPr/>
+      <w:r>
+        <w:t>El mercado colombiano C#/.NET (17 ofertas analizadas el 2026-08-18) pide C#, .NET y SQL en ~82% de los casos; cloud (Azure/AWS) en 71%; testing en 65%; ASP.NET, JavaScript y CI/CD en ~59%; React en 41%. Esta sección integra la estrategia de empleabilidad con el roadmap técnico (secciones 8-9): cada fase de GymTracker agrega keywords verificables al CV. El orden técnico de la sección 9.2 no cambia; lo que cambia es la prioridad según mercado: SQL, testing y cloud antes que features avanzadas.</w:t>
+      </w:r>
+    </w:p>
+    <w:p>
+      <w:pPr>
+        <w:pStyle w:val="Heading2"/>
+      </w:pPr>
+      <w:r>
+        <w:t>10.1 Mapa: habilidad del mercado → fase de GymTracker → semana → CV</w:t>
+      </w:r>
+    </w:p>
+    <w:tbl>
+      <w:tblPr>
+        <w:tblStyle w:val="TableGrid"/>
+        <w:tblW w:type="auto" w:w="0"/>
+        <w:tblLook w:firstColumn="1" w:firstRow="1" w:lastColumn="0" w:lastRow="0" w:noHBand="0" w:noVBand="1" w:val="04A0"/>
+      </w:tblPr>
+      <w:tblGrid>
+        <w:gridCol w:w="720"/>
+        <w:gridCol w:w="1400"/>
+        <w:gridCol w:w="1500"/>
+        <w:gridCol w:w="2800"/>
+        <w:gridCol w:w="2220"/>
+      </w:tblGrid>
+      <w:tr>
+        <w:tc>
+          <w:tcPr>
+            <w:tcW w:type="dxa" w:w="720"/>
+          </w:tcPr>
+          <w:p>
+            <w:r/>
+            <w:r>
+              <w:rPr>
+                <w:b/>
+              </w:rPr>
+              <w:t>Semana</w:t>
+            </w:r>
+          </w:p>
+        </w:tc>
+        <w:tc>
+          <w:tcPr>
+            <w:tcW w:type="dxa" w:w="1400"/>
+          </w:tcPr>
+          <w:p>
+            <w:r/>
+            <w:r>
+              <w:rPr>
+                <w:b/>
+              </w:rPr>
+              <w:t>Fase GymTracker</w:t>
+            </w:r>
+          </w:p>
+        </w:tc>
+        <w:tc>
+          <w:tcPr>
+            <w:tcW w:type="dxa" w:w="1500"/>
+          </w:tcPr>
+          <w:p>
+            <w:r/>
+            <w:r>
+              <w:rPr>
+                <w:b/>
+              </w:rPr>
+              <w:t>Habilidad del mercado</w:t>
+            </w:r>
+          </w:p>
+        </w:tc>
+        <w:tc>
+          <w:tcPr>
+            <w:tcW w:type="dxa" w:w="2800"/>
+          </w:tcPr>
+          <w:p>
+            <w:r/>
+            <w:r>
+              <w:rPr>
+                <w:b/>
+              </w:rPr>
+              <w:t>Keywords CV</w:t>
+            </w:r>
+          </w:p>
+        </w:tc>
+        <w:tc>
+          <w:tcPr>
+            <w:tcW w:type="dxa" w:w="2220"/>
+          </w:tcPr>
+          <w:p>
+            <w:r/>
+            <w:r>
+              <w:rPr>
+                <w:b/>
+              </w:rPr>
+              <w:t>Entregable</w:t>
+            </w:r>
+          </w:p>
+        </w:tc>
+      </w:tr>
+      <w:tr>
+        <w:tc>
+          <w:tcPr>
+            <w:tcW w:type="dxa" w:w="720"/>
+          </w:tcPr>
+          <w:p>
+            <w:r/>
+            <w:r>
+              <w:t>1-2</w:t>
+            </w:r>
+          </w:p>
+        </w:tc>
+        <w:tc>
+          <w:tcPr>
+            <w:tcW w:type="dxa" w:w="1400"/>
+          </w:tcPr>
+          <w:p>
+            <w:r/>
+            <w:r>
+              <w:t>Fase 2</w:t>
+            </w:r>
+          </w:p>
+        </w:tc>
+        <w:tc>
+          <w:tcPr>
+            <w:tcW w:type="dxa" w:w="1500"/>
+          </w:tcPr>
+          <w:p>
+            <w:r/>
+            <w:r>
+              <w:t>EF Core, PostgreSQL, Identity</w:t>
+            </w:r>
+          </w:p>
+        </w:tc>
+        <w:tc>
+          <w:tcPr>
+            <w:tcW w:type="dxa" w:w="2800"/>
+          </w:tcPr>
+          <w:p>
+            <w:r/>
+            <w:r>
+              <w:t>Entity Framework Core, PostgreSQL, ASP.NET Identity, Migrations</w:t>
+            </w:r>
+          </w:p>
+        </w:tc>
+        <w:tc>
+          <w:tcPr>
+            <w:tcW w:type="dxa" w:w="2220"/>
+          </w:tcPr>
+          <w:p>
+            <w:r/>
+            <w:r>
+              <w:t>DbContext + tablas + seed + Swagger</w:t>
+            </w:r>
+          </w:p>
+        </w:tc>
+      </w:tr>
+      <w:tr>
+        <w:tc>
+          <w:tcPr>
+            <w:tcW w:type="dxa" w:w="720"/>
+          </w:tcPr>
+          <w:p>
+            <w:r/>
+            <w:r>
+              <w:t>3</w:t>
+            </w:r>
+          </w:p>
+        </w:tc>
+        <w:tc>
+          <w:tcPr>
+            <w:tcW w:type="dxa" w:w="1400"/>
+          </w:tcPr>
+          <w:p>
+            <w:r/>
+            <w:r>
+              <w:t>Fase 3 — Routine</w:t>
+            </w:r>
+          </w:p>
+        </w:tc>
+        <w:tc>
+          <w:tcPr>
+            <w:tcW w:type="dxa" w:w="1500"/>
+          </w:tcPr>
+          <w:p>
+            <w:r/>
+            <w:r>
+              <w:t>REST API, DI, Testing</w:t>
+            </w:r>
+          </w:p>
+        </w:tc>
+        <w:tc>
+          <w:tcPr>
+            <w:tcW w:type="dxa" w:w="2800"/>
+          </w:tcPr>
+          <w:p>
+            <w:r/>
+            <w:r>
+              <w:t>REST API, DTOs, Dependency Injection, xUnit</w:t>
+            </w:r>
+          </w:p>
+        </w:tc>
+        <w:tc>
+          <w:tcPr>
+            <w:tcW w:type="dxa" w:w="2220"/>
+          </w:tcPr>
+          <w:p>
+            <w:r/>
+            <w:r>
+              <w:t>CRUD rutinas con tests</w:t>
+            </w:r>
+          </w:p>
+        </w:tc>
+      </w:tr>
+      <w:tr>
+        <w:tc>
+          <w:tcPr>
+            <w:tcW w:type="dxa" w:w="720"/>
+          </w:tcPr>
+          <w:p>
+            <w:r/>
+            <w:r>
+              <w:t>4</w:t>
+            </w:r>
+          </w:p>
+        </w:tc>
+        <w:tc>
+          <w:tcPr>
+            <w:tcW w:type="dxa" w:w="1400"/>
+          </w:tcPr>
+          <w:p>
+            <w:r/>
+            <w:r>
+              <w:t>Fase 4 — Workout</w:t>
+            </w:r>
+          </w:p>
+        </w:tc>
+        <w:tc>
+          <w:tcPr>
+            <w:tcW w:type="dxa" w:w="1500"/>
+          </w:tcPr>
+          <w:p>
+            <w:r/>
+            <w:r>
+              <w:t>SQL, consultas</w:t>
+            </w:r>
+          </w:p>
+        </w:tc>
+        <w:tc>
+          <w:tcPr>
+            <w:tcW w:type="dxa" w:w="2800"/>
+          </w:tcPr>
+          <w:p>
+            <w:r/>
+            <w:r>
+              <w:t>SQL, LINQ, Transactions, Indexes</w:t>
+            </w:r>
+          </w:p>
+        </w:tc>
+        <w:tc>
+          <w:tcPr>
+            <w:tcW w:type="dxa" w:w="2220"/>
+          </w:tcPr>
+          <w:p>
+            <w:r/>
+            <w:r>
+              <w:t>Historial + PR</w:t>
+            </w:r>
+          </w:p>
+        </w:tc>
+      </w:tr>
+      <w:tr>
+        <w:tc>
+          <w:tcPr>
+            <w:tcW w:type="dxa" w:w="720"/>
+          </w:tcPr>
+          <w:p>
+            <w:r/>
+            <w:r>
+              <w:t>5</w:t>
+            </w:r>
+          </w:p>
+        </w:tc>
+        <w:tc>
+          <w:tcPr>
+            <w:tcW w:type="dxa" w:w="1400"/>
+          </w:tcPr>
+          <w:p>
+            <w:r/>
+            <w:r>
+              <w:t>Fase 5 — Cycle + Docker</w:t>
+            </w:r>
+          </w:p>
+        </w:tc>
+        <w:tc>
+          <w:tcPr>
+            <w:tcW w:type="dxa" w:w="1500"/>
+          </w:tcPr>
+          <w:p>
+            <w:r/>
+            <w:r>
+              <w:t>Docker</w:t>
+            </w:r>
+          </w:p>
+        </w:tc>
+        <w:tc>
+          <w:tcPr>
+            <w:tcW w:type="dxa" w:w="2800"/>
+          </w:tcPr>
+          <w:p>
+            <w:r/>
+            <w:r>
+              <w:t>Docker, Docker Compose</w:t>
+            </w:r>
+          </w:p>
+        </w:tc>
+        <w:tc>
+          <w:tcPr>
+            <w:tcW w:type="dxa" w:w="2220"/>
+          </w:tcPr>
+          <w:p>
+            <w:r/>
+            <w:r>
+              <w:t>compose API + PostgreSQL</w:t>
+            </w:r>
+          </w:p>
+        </w:tc>
+      </w:tr>
+      <w:tr>
+        <w:tc>
+          <w:tcPr>
+            <w:tcW w:type="dxa" w:w="720"/>
+          </w:tcPr>
+          <w:p>
+            <w:r/>
+            <w:r>
+              <w:t>6</w:t>
+            </w:r>
+          </w:p>
+        </w:tc>
+        <w:tc>
+          <w:tcPr>
+            <w:tcW w:type="dxa" w:w="1400"/>
+          </w:tcPr>
+          <w:p>
+            <w:r/>
+            <w:r>
+              <w:t>Fase 6 — CI/CD + Azure</w:t>
+            </w:r>
+          </w:p>
+        </w:tc>
+        <w:tc>
+          <w:tcPr>
+            <w:tcW w:type="dxa" w:w="1500"/>
+          </w:tcPr>
+          <w:p>
+            <w:r/>
+            <w:r>
+              <w:t>GitHub Actions, Azure</w:t>
+            </w:r>
+          </w:p>
+        </w:tc>
+        <w:tc>
+          <w:tcPr>
+            <w:tcW w:type="dxa" w:w="2800"/>
+          </w:tcPr>
+          <w:p>
+            <w:r/>
+            <w:r>
+              <w:t>CI/CD, GitHub Actions, Azure App Service, Azure SQL</w:t>
+            </w:r>
+          </w:p>
+        </w:tc>
+        <w:tc>
+          <w:tcPr>
+            <w:tcW w:type="dxa" w:w="2220"/>
+          </w:tcPr>
+          <w:p>
+            <w:r/>
+            <w:r>
+              <w:t>Pipeline verde + deploy</w:t>
+            </w:r>
+          </w:p>
+        </w:tc>
+      </w:tr>
+      <w:tr>
+        <w:tc>
+          <w:tcPr>
+            <w:tcW w:type="dxa" w:w="720"/>
+          </w:tcPr>
+          <w:p>
+            <w:r/>
+            <w:r>
+              <w:t>7</w:t>
+            </w:r>
+          </w:p>
+        </w:tc>
+        <w:tc>
+          <w:tcPr>
+            <w:tcW w:type="dxa" w:w="1400"/>
+          </w:tcPr>
+          <w:p>
+            <w:r/>
+            <w:r>
+              <w:t>Fase 7 — Hardening</w:t>
+            </w:r>
+          </w:p>
+        </w:tc>
+        <w:tc>
+          <w:tcPr>
+            <w:tcW w:type="dxa" w:w="1500"/>
+          </w:tcPr>
+          <w:p>
+            <w:r/>
+            <w:r>
+              <w:t>Azure, observabilidad</w:t>
+            </w:r>
+          </w:p>
+        </w:tc>
+        <w:tc>
+          <w:tcPr>
+            <w:tcW w:type="dxa" w:w="2800"/>
+          </w:tcPr>
+          <w:p>
+            <w:r/>
+            <w:r>
+              <w:t>Azure Key Vault, Application Insights</w:t>
+            </w:r>
+          </w:p>
+        </w:tc>
+        <w:tc>
+          <w:tcPr>
+            <w:tcW w:type="dxa" w:w="2220"/>
+          </w:tcPr>
+          <w:p>
+            <w:r/>
+            <w:r>
+              <w:t>Caso de estudio</w:t>
+            </w:r>
+          </w:p>
+        </w:tc>
+      </w:tr>
+      <w:tr>
+        <w:tc>
+          <w:tcPr>
+            <w:tcW w:type="dxa" w:w="720"/>
+          </w:tcPr>
+          <w:p>
+            <w:r/>
+            <w:r>
+              <w:t>8-9</w:t>
+            </w:r>
+          </w:p>
+        </w:tc>
+        <w:tc>
+          <w:tcPr>
+            <w:tcW w:type="dxa" w:w="1400"/>
+          </w:tcPr>
+          <w:p>
+            <w:r/>
+            <w:r>
+              <w:t>Fase 8 — Frontend</w:t>
+            </w:r>
+          </w:p>
+        </w:tc>
+        <w:tc>
+          <w:tcPr>
+            <w:tcW w:type="dxa" w:w="1500"/>
+          </w:tcPr>
+          <w:p>
+            <w:r/>
+            <w:r>
+              <w:t>React, TypeScript, JWT</w:t>
+            </w:r>
+          </w:p>
+        </w:tc>
+        <w:tc>
+          <w:tcPr>
+            <w:tcW w:type="dxa" w:w="2800"/>
+          </w:tcPr>
+          <w:p>
+            <w:r/>
+            <w:r>
+              <w:t>React, TypeScript, JWT</w:t>
+            </w:r>
+          </w:p>
+        </w:tc>
+        <w:tc>
+          <w:tcPr>
+            <w:tcW w:type="dxa" w:w="2220"/>
+          </w:tcPr>
+          <w:p>
+            <w:r/>
+            <w:r>
+              <w:t>Frontend conectado</w:t>
+            </w:r>
+          </w:p>
+        </w:tc>
+      </w:tr>
+      <w:tr>
+        <w:tc>
+          <w:tcPr>
+            <w:tcW w:type="dxa" w:w="720"/>
+          </w:tcPr>
+          <w:p>
+            <w:r/>
+            <w:r>
+              <w:t>10-11</w:t>
+            </w:r>
+          </w:p>
+        </w:tc>
+        <w:tc>
+          <w:tcPr>
+            <w:tcW w:type="dxa" w:w="1400"/>
+          </w:tcPr>
+          <w:p>
+            <w:r/>
+            <w:r>
+              <w:t>Entrevistas</w:t>
+            </w:r>
+          </w:p>
+        </w:tc>
+        <w:tc>
+          <w:tcPr>
+            <w:tcW w:type="dxa" w:w="1500"/>
+          </w:tcPr>
+          <w:p>
+            <w:r/>
+            <w:r>
+              <w:t>SQL Server, algoritmos, inglés</w:t>
+            </w:r>
+          </w:p>
+        </w:tc>
+        <w:tc>
+          <w:tcPr>
+            <w:tcW w:type="dxa" w:w="2800"/>
+          </w:tcPr>
+          <w:p>
+            <w:r/>
+            <w:r>
+              <w:t>SQL Server, Stored Procedures</w:t>
+            </w:r>
+          </w:p>
+        </w:tc>
+        <w:tc>
+          <w:tcPr>
+            <w:tcW w:type="dxa" w:w="2220"/>
+          </w:tcPr>
+          <w:p>
+            <w:r/>
+            <w:r>
+              <w:t>Listo para entrevistas</w:t>
+            </w:r>
+          </w:p>
+        </w:tc>
+      </w:tr>
+      <w:tr>
+        <w:tc>
+          <w:tcPr>
+            <w:tcW w:type="dxa" w:w="720"/>
+          </w:tcPr>
+          <w:p>
+            <w:r/>
+            <w:r>
+              <w:t>12</w:t>
+            </w:r>
+          </w:p>
+        </w:tc>
+        <w:tc>
+          <w:tcPr>
+            <w:tcW w:type="dxa" w:w="1400"/>
+          </w:tcPr>
+          <w:p>
+            <w:r/>
+            <w:r>
+              <w:t>Negociación</w:t>
+            </w:r>
+          </w:p>
+        </w:tc>
+        <w:tc>
+          <w:tcPr>
+            <w:tcW w:type="dxa" w:w="1500"/>
+          </w:tcPr>
+          <w:p>
+            <w:r/>
+            <w:r>
+              <w:t>—</w:t>
+            </w:r>
+          </w:p>
+        </w:tc>
+        <w:tc>
+          <w:tcPr>
+            <w:tcW w:type="dxa" w:w="2800"/>
+          </w:tcPr>
+          <w:p>
+            <w:r/>
+            <w:r>
+              <w:t>—</w:t>
+            </w:r>
+          </w:p>
+        </w:tc>
+        <w:tc>
+          <w:tcPr>
+            <w:tcW w:type="dxa" w:w="2220"/>
+          </w:tcPr>
+          <w:p>
+            <w:r/>
+            <w:r>
+              <w:t>Oferta firmada</w:t>
+            </w:r>
+          </w:p>
+        </w:tc>
+      </w:tr>
+    </w:tbl>
+    <w:p>
+      <w:pPr>
+        <w:pStyle w:val="Heading2"/>
+      </w:pPr>
+      <w:r>
+        <w:t>10.2 Archivos de trabajo</w:t>
+      </w:r>
+    </w:p>
+    <w:p>
+      <w:pPr>
+        <w:pStyle w:val="ListBullet"/>
+      </w:pPr>
+      <w:r>
+        <w:t>ROADMAP-EMPLEABILIDAD.md — análisis del mercado (17 ofertas), gaps del CV, ofertas objetivo y temario de entrevistas.</w:t>
+      </w:r>
+    </w:p>
+    <w:p>
+      <w:pPr>
+        <w:pStyle w:val="ListBullet"/>
+      </w:pPr>
+      <w:r>
+        <w:t>PLAN-INTEGRADO-EMPLEABILIDAD.md — plan maestro operativo: mapa habilidades → fases → semanas y plan semanal combinado (técnico + búsqueda).</w:t>
+      </w:r>
+    </w:p>
+    <w:p>
+      <w:pPr>
+        <w:pStyle w:val="ListBullet"/>
+      </w:pPr>
+      <w:r>
+        <w:t>Este documento — referencia técnica: arquitectura, ADRs 001-027, diseño de BD y fases 1-7.</w:t>
+      </w:r>
+    </w:p>
+    <w:p>
+      <w:pPr/>
+      <w:r>
+        <w:t>Nota (2026-08-18): esta sección se añadió para integrar los archivos de empleabilidad; el resto del documento no cambia. El orden técnico de trabajo sigue siendo el de la sección 9.2.</w:t>
       </w:r>
     </w:p>
     <w:sectPr>

--- a/Migration/GymTraker V2/GymTracker/docs/GymTracker-V2-Documentacion.docx
+++ b/Migration/GymTraker V2/GymTracker/docs/GymTracker-V2-Documentacion.docx
@@ -20,7 +20,7 @@
         <w:rPr>
           <w:i/>
         </w:rPr>
-        <w:t>Versión 2.0 | Última actualización: 2026-08-18 | Estado: Fase 1 (Domain) completada — Fase 2 (Identity + EF Core + PostgreSQL) en preparación | Plan de empleabilidad integrado (sección 10) | Proyecto: rediseño de GymTracker con ASP.NET Core + Clean Architecture + DDD (caso de estudio del curso).</w:t>
+        <w:t>Versión 2.0 | Última actualización: 2026-08-20 | Estado: Fase 1 (Domain) completada — Fase 2 (Identity + EF Core + PostgreSQL) completada — Fase 3 (Feature Routine) en preparación | Plan de empleabilidad integrado (sección 10) | Proyecto: rediseño de GymTracker con ASP.NET Core + Clean Architecture + DDD (caso de estudio del curso).</w:t>
       </w:r>
     </w:p>
     <w:p>
@@ -60,7 +60,7 @@
         <w:pStyle w:val="ListBullet"/>
       </w:pPr>
       <w:r>
-        <w:t>Siguiente paso: Fase 2 (Identity + EF Core + PostgreSQL). El orden de trabajo exacto está en la sección 9.2.</w:t>
+        <w:t>Fase 2 (Identity + EF Core + PostgreSQL) COMPLETADA (2026-08-20): migración InitialCreate aplicada y seed del catálogo con HasData (111 ejercicios). Siguiente paso: Fase 3 (Feature Routine).</w:t>
       </w:r>
     </w:p>
     <w:p>
@@ -6116,6 +6116,52 @@
           <w:p>
             <w:r>
               <w:t>Aceptado</w:t>
+            </w:r>
+          </w:p>
+        </w:tc>
+      </w:tr>
+      <w:tr>
+        <w:tc>
+          <w:tcPr>
+            <w:tcW w:type="dxa" w:w="2160"/>
+          </w:tcPr>
+          <w:p>
+            <w:r/>
+            <w:r>
+              <w:t>ADR-028</w:t>
+            </w:r>
+          </w:p>
+        </w:tc>
+        <w:tc>
+          <w:tcPr>
+            <w:tcW w:type="dxa" w:w="2160"/>
+          </w:tcPr>
+          <w:p>
+            <w:r/>
+            <w:r>
+              <w:t>ExerciseCatalogEntry con Id int (identity de BD); el catálogo deja de heredar la base Entity</w:t>
+            </w:r>
+          </w:p>
+        </w:tc>
+        <w:tc>
+          <w:tcPr>
+            <w:tcW w:type="dxa" w:w="2160"/>
+          </w:tcPr>
+          <w:p>
+            <w:r/>
+            <w:r>
+              <w:t>El catálogo es dato de referencia global, no un agregado del dominio: int permite IDs de seed deterministas (1..111) para HasData y una identidad secuencial natural en BD; los agregados (Routine, Workout, TrainingCycle, etc.) siguen con Guid</w:t>
+            </w:r>
+          </w:p>
+        </w:tc>
+        <w:tc>
+          <w:tcPr>
+            <w:tcW w:type="dxa" w:w="2160"/>
+          </w:tcPr>
+          <w:p>
+            <w:r/>
+            <w:r>
+              <w:t>Implementado (2026-08-20)</w:t>
             </w:r>
           </w:p>
         </w:tc>

--- a/Migration/GymTraker V2/GymTracker/docs/GymTracker-V2-Documentacion.docx
+++ b/Migration/GymTraker V2/GymTracker/docs/GymTracker-V2-Documentacion.docx
@@ -6139,7 +6139,7 @@
           <w:p>
             <w:r/>
             <w:r>
-              <w:t>ExerciseCatalogEntry con Id int (identity de BD); el catálogo deja de heredar la base Entity</w:t>
+              <w:t>ExerciseCatalogEntry conserva Guid (hereda Entity); seed del catálogo con HasData usando GUIDs deterministas generados una sola vez</w:t>
             </w:r>
           </w:p>
         </w:tc>
@@ -6150,7 +6150,7 @@
           <w:p>
             <w:r/>
             <w:r>
-              <w:t>El catálogo es dato de referencia global, no un agregado del dominio: int permite IDs de seed deterministas (1..111) para HasData y una identidad secuencial natural en BD; los agregados (Routine, Workout, TrainingCycle, etc.) siguen con Guid</w:t>
+              <w:t>IDs estables y reproducibles para HasData sin cambios de modelo en cada ejecución; consistencia de identidad con los agregados del dominio (Guid); el catálogo es dato de referencia global con Name UNIQUE</w:t>
             </w:r>
           </w:p>
         </w:tc>

--- a/Migration/GymTraker V2/GymTracker/docs/GymTracker-V2-Documentacion.docx
+++ b/Migration/GymTraker V2/GymTracker/docs/GymTracker-V2-Documentacion.docx
@@ -20,7 +20,7 @@
         <w:rPr>
           <w:i/>
         </w:rPr>
-        <w:t>Versión 2.0 | Última actualización: 2026-08-20 | Estado: Fase 1 (Domain) completada — Fase 2 (Identity + EF Core + PostgreSQL) completada — Fase 3 (Feature Routine) en preparación | Plan de empleabilidad integrado (sección 10) | Proyecto: rediseño de GymTracker con ASP.NET Core + Clean Architecture + DDD (caso de estudio del curso).</w:t>
+        <w:t>Versión 2.0 | Última actualización: 2026-08-25 | Estado: Fase 1 (Domain) completada — Fase 2 (Identity + EF Core + PostgreSQL) completada — Fase 3 en curso — slice Auth (AddIdentityCore + JWT) en implementación | Plan de empleabilidad integrado (sección 10) | Proyecto: rediseño de GymTracker con ASP.NET Core + Clean Architecture + DDD (caso de estudio del curso).</w:t>
       </w:r>
     </w:p>
     <w:p>
@@ -60,7 +60,7 @@
         <w:pStyle w:val="ListBullet"/>
       </w:pPr>
       <w:r>
-        <w:t>Fase 2 (Identity + EF Core + PostgreSQL) COMPLETADA (2026-08-20): migración InitialCreate aplicada y seed del catálogo con HasData (111 ejercicios). Siguiente paso: Fase 3 (Feature Routine).</w:t>
+        <w:t>Fase 2 (Identity + EF Core + PostgreSQL) COMPLETADA (2026-08-20): migración InitialCreate aplicada y seed del catálogo con HasData (111 ejercicios). Siguiente paso: Fase 3 — slice Auth (AddIdentityCore + JWT) y luego Feature Routine.</w:t>
       </w:r>
     </w:p>
     <w:p>
@@ -92,7 +92,7 @@
         <w:pStyle w:val="ListBullet"/>
       </w:pPr>
       <w:r>
-        <w:t>Autenticación = Identity + Google + JWT, Opción A (ADR-022).</w:t>
+        <w:t>Autenticación = Identity + Google + JWT con AddIdentityCore API-first (ADR-022, ADR-029).</w:t>
       </w:r>
     </w:p>
     <w:p>
@@ -5904,8 +5904,9 @@
             <w:tcW w:type="dxa" w:w="2160"/>
           </w:tcPr>
           <w:p>
-            <w:r>
-              <w:t>Aceptado</w:t>
+            <w:r/>
+            <w:r>
+              <w:t>En curso (Fase 3): JWT + register/login implementados; Google pendiente</w:t>
             </w:r>
           </w:p>
         </w:tc>
@@ -6162,6 +6163,52 @@
             <w:r/>
             <w:r>
               <w:t>Implementado (2026-08-20)</w:t>
+            </w:r>
+          </w:p>
+        </w:tc>
+      </w:tr>
+      <w:tr>
+        <w:tc>
+          <w:tcPr>
+            <w:tcW w:type="dxa" w:w="2160"/>
+          </w:tcPr>
+          <w:p>
+            <w:r/>
+            <w:r>
+              <w:t>ADR-029</w:t>
+            </w:r>
+          </w:p>
+        </w:tc>
+        <w:tc>
+          <w:tcPr>
+            <w:tcW w:type="dxa" w:w="2160"/>
+          </w:tcPr>
+          <w:p>
+            <w:r/>
+            <w:r>
+              <w:t>Autenticación API-first con AddIdentityCore (sin cookies) + JWT bearer</w:t>
+            </w:r>
+          </w:p>
+        </w:tc>
+        <w:tc>
+          <w:tcPr>
+            <w:tcW w:type="dxa" w:w="2160"/>
+          </w:tcPr>
+          <w:p>
+            <w:r/>
+            <w:r>
+              <w:t>AddIdentity registra cookies y servicios pensados para MVC; AddIdentityCore registra solo lo esencial (UserManager, stores) y deja el esquema de autenticación al JWT bearer, permitiendo que la API sirva a múltiples frontends (PWA, React, móvil)</w:t>
+            </w:r>
+          </w:p>
+        </w:tc>
+        <w:tc>
+          <w:tcPr>
+            <w:tcW w:type="dxa" w:w="2160"/>
+          </w:tcPr>
+          <w:p>
+            <w:r/>
+            <w:r>
+              <w:t>Aceptado (Fase 3) — en implementación</w:t>
             </w:r>
           </w:p>
         </w:tc>

--- a/Migration/GymTraker V2/GymTracker/docs/GymTracker-V2-Documentacion.docx
+++ b/Migration/GymTraker V2/GymTracker/docs/GymTracker-V2-Documentacion.docx
@@ -20,7 +20,7 @@
         <w:rPr>
           <w:i/>
         </w:rPr>
-        <w:t>Versión 2.0 | Última actualización: 2026-08-25 | Estado: Fase 1 (Domain) completada — Fase 2 (Identity + EF Core + PostgreSQL) completada — Fase 3 en curso — slice Auth (AddIdentityCore + JWT) en implementación | Plan de empleabilidad integrado (sección 10) | Proyecto: rediseño de GymTracker con ASP.NET Core + Clean Architecture + DDD (caso de estudio del curso).</w:t>
+        <w:t>Versión 2.0 | Última actualización: 2026-09-03 | Estado: Fase 1 (Domain) completada — Fase 2 (Identity + EF Core + PostgreSQL) completada — Fase 3 (Auth API + Feature Routine) completada — Fase 4 (Feature Workout) en preparación | Plan de empleabilidad integrado (sección 10) | Proyecto: rediseño de GymTracker con ASP.NET Core + Clean Architecture + DDD (caso de estudio del curso).</w:t>
       </w:r>
     </w:p>
     <w:p>
@@ -60,7 +60,7 @@
         <w:pStyle w:val="ListBullet"/>
       </w:pPr>
       <w:r>
-        <w:t>Fase 2 (Identity + EF Core + PostgreSQL) COMPLETADA (2026-08-20): migración InitialCreate aplicada y seed del catálogo con HasData (111 ejercicios). Siguiente paso: Fase 3 — slice Auth (AddIdentityCore + JWT) y luego Feature Routine.</w:t>
+        <w:t>Fase 3 (2026-09-03) COMPLETADA: slice Auth (AddIdentityCore + JWT + middleware de errores) y Feature Routine completa (CRUD rutina + sesiones + ejercicios, comandos del editor). Siguiente paso: Fase 4 — Feature Workout (registro de entrenamiento, historial, PR).</w:t>
       </w:r>
     </w:p>
     <w:p>
@@ -6209,6 +6209,52 @@
             <w:r/>
             <w:r>
               <w:t>Aceptado (Fase 3) — en implementación</w:t>
+            </w:r>
+          </w:p>
+        </w:tc>
+      </w:tr>
+      <w:tr>
+        <w:tc>
+          <w:tcPr>
+            <w:tcW w:type="dxa" w:w="2160"/>
+          </w:tcPr>
+          <w:p>
+            <w:r/>
+            <w:r>
+              <w:t>ADR-030</w:t>
+            </w:r>
+          </w:p>
+        </w:tc>
+        <w:tc>
+          <w:tcPr>
+            <w:tcW w:type="dxa" w:w="2160"/>
+          </w:tcPr>
+          <w:p>
+            <w:r/>
+            <w:r>
+              <w:t>API de edición de rutinas por comandos granulares sobre el agregado Routine</w:t>
+            </w:r>
+          </w:p>
+        </w:tc>
+        <w:tc>
+          <w:tcPr>
+            <w:tcW w:type="dxa" w:w="2160"/>
+          </w:tcPr>
+          <w:p>
+            <w:r/>
+            <w:r>
+              <w:t>El editor (index.html) modifica rutina, sesiones y ejercicios; cada acción del editor mapea 1:1 con un comportamiento del dominio (Rename, AddSession, RemoveSession, AddExercise, EditExercise, etc.) y persiste cargando el agregado con tracking. Se descarta el PUT del documento completo (estilo Firestore): evita diffs complejos, da errores precisos (404 por recurso) y prepara sincronización por acciones</w:t>
+            </w:r>
+          </w:p>
+        </w:tc>
+        <w:tc>
+          <w:tcPr>
+            <w:tcW w:type="dxa" w:w="2160"/>
+          </w:tcPr>
+          <w:p>
+            <w:r/>
+            <w:r>
+              <w:t>Implementado (2026-09-03)</w:t>
             </w:r>
           </w:p>
         </w:tc>

--- a/Migration/GymTraker V2/GymTracker/docs/GymTracker-V2-Documentacion.docx
+++ b/Migration/GymTraker V2/GymTracker/docs/GymTracker-V2-Documentacion.docx
@@ -5274,8 +5274,9 @@
             <w:tcW w:type="dxa" w:w="2160"/>
           </w:tcPr>
           <w:p>
-            <w:r>
-              <w:t>Implementado</w:t>
+            <w:r/>
+            <w:r>
+              <w:t>Superado por ADR-031 (2026-09-03)</w:t>
             </w:r>
           </w:p>
         </w:tc>
@@ -6255,6 +6256,52 @@
             <w:r/>
             <w:r>
               <w:t>Implementado (2026-09-03)</w:t>
+            </w:r>
+          </w:p>
+        </w:tc>
+      </w:tr>
+      <w:tr>
+        <w:tc>
+          <w:tcPr>
+            <w:tcW w:type="dxa" w:w="2160"/>
+          </w:tcPr>
+          <w:p>
+            <w:r/>
+            <w:r>
+              <w:t>ADR-031</w:t>
+            </w:r>
+          </w:p>
+        </w:tc>
+        <w:tc>
+          <w:tcPr>
+            <w:tcW w:type="dxa" w:w="2160"/>
+          </w:tcPr>
+          <w:p>
+            <w:r/>
+            <w:r>
+              <w:t>Eliminar TrainingCycle y CompletedTrainingCycle; la app gira en torno a la rutina actual y estadísticas derivadas</w:t>
+            </w:r>
+          </w:p>
+        </w:tc>
+        <w:tc>
+          <w:tcPr>
+            <w:tcW w:type="dxa" w:w="2160"/>
+          </w:tcPr>
+          <w:p>
+            <w:r/>
+            <w:r>
+              <w:t>activeCycle era de index.html y V2 es un rediseño (ADR-027): el ciclo no aporta una decisión de usuario. La rutina actual (una por usuario) se guarda en UserSettings.CurrentRoutineId y semanas en uso, entrenamientos, consistencia, PRs y línea de uso se calculan desde Routine + Workout (COUNT, MIN/MAX, gaps por fecha), sin tablas de estado</w:t>
+            </w:r>
+          </w:p>
+        </w:tc>
+        <w:tc>
+          <w:tcPr>
+            <w:tcW w:type="dxa" w:w="2160"/>
+          </w:tcPr>
+          <w:p>
+            <w:r/>
+            <w:r>
+              <w:t>Aceptado (Fase 5) — 2026-09-03</w:t>
             </w:r>
           </w:p>
         </w:tc>
